--- a/courts/seventh-circuit/indiana/federal/bankruptcy-northern-district/motion-brief/usage/OUTPUT-motion-brief.docx
+++ b/courts/seventh-circuit/indiana/federal/bankruptcy-northern-district/motion-brief/usage/OUTPUT-motion-brief.docx
@@ -4,54 +4,169 @@
   <w:body>
     <w:p>
       <w:pPr>
-        <w:pStyle w:val="Centered"/>
-      </w:pPr>
-      <w:r>
-        <w:rPr>
-          <w:b/>
-        </w:rPr>
-        <w:t xml:space="preserve">UNITED STATES BANKRUPTCY COURT</w:t>
-      </w:r>
-    </w:p>
-    <w:p>
-      <w:pPr>
-        <w:pStyle w:val="Centered"/>
-      </w:pPr>
-      <w:r>
-        <w:rPr>
-          <w:b/>
-        </w:rPr>
-        <w:t xml:space="preserve">NORTHERN DISTRICT OF INDIANA</w:t>
-      </w:r>
-    </w:p>
-    <w:p>
-      <w:pPr>
-        <w:pStyle w:val="Centered"/>
-      </w:pPr>
-      <w:r>
-        <w:rPr>
-          <w:b/>
-        </w:rPr>
-        <w:t xml:space="preserve">FORT WAYNE DIVISION</w:t>
-      </w:r>
-    </w:p>
-    <w:p>
-      <w:pPr>
-        <w:pStyle w:val="Spacer"/>
-      </w:pPr>
+        <w:spacing w:before="0" w:after="0" w:line="276" w:lineRule="exact"/>
+        <w:ind w:left="0" w:firstLine="0"/>
+        <w:jc w:val="center"/>
+      </w:pPr>
+      <w:r>
+        <w:rPr>
+          <w:b/>
+          <w:bCs/>
+        </w:rPr>
+        <w:t xml:space="preserve">UNITED</w:t>
+      </w:r>
+      <w:r>
+        <w:rPr>
+          <w:b/>
+          <w:bCs/>
+        </w:rPr>
+        <w:t xml:space="preserve"> </w:t>
+      </w:r>
+      <w:r>
+        <w:rPr>
+          <w:b/>
+          <w:bCs/>
+        </w:rPr>
+        <w:t xml:space="preserve">STATES</w:t>
+      </w:r>
+      <w:r>
+        <w:rPr>
+          <w:b/>
+          <w:bCs/>
+        </w:rPr>
+        <w:t xml:space="preserve"> </w:t>
+      </w:r>
+      <w:r>
+        <w:rPr>
+          <w:b/>
+          <w:bCs/>
+        </w:rPr>
+        <w:t xml:space="preserve">BANKRUPTCY</w:t>
+      </w:r>
+      <w:r>
+        <w:rPr>
+          <w:b/>
+          <w:bCs/>
+        </w:rPr>
+        <w:t xml:space="preserve"> </w:t>
+      </w:r>
+      <w:r>
+        <w:rPr>
+          <w:b/>
+          <w:bCs/>
+        </w:rPr>
+        <w:t xml:space="preserve">COURT</w:t>
+      </w:r>
+    </w:p>
+    <w:p>
+      <w:pPr>
+        <w:spacing w:before="0" w:after="0" w:line="276" w:lineRule="exact"/>
+        <w:ind w:left="0" w:firstLine="0"/>
+        <w:jc w:val="center"/>
+      </w:pPr>
+      <w:r>
+        <w:rPr>
+          <w:b/>
+          <w:bCs/>
+        </w:rPr>
+        <w:t xml:space="preserve">NORTHERN</w:t>
+      </w:r>
+      <w:r>
+        <w:rPr>
+          <w:b/>
+          <w:bCs/>
+        </w:rPr>
+        <w:t xml:space="preserve"> </w:t>
+      </w:r>
+      <w:r>
+        <w:rPr>
+          <w:b/>
+          <w:bCs/>
+        </w:rPr>
+        <w:t xml:space="preserve">DISTRICT</w:t>
+      </w:r>
+      <w:r>
+        <w:rPr>
+          <w:b/>
+          <w:bCs/>
+        </w:rPr>
+        <w:t xml:space="preserve"> </w:t>
+      </w:r>
+      <w:r>
+        <w:rPr>
+          <w:b/>
+          <w:bCs/>
+        </w:rPr>
+        <w:t xml:space="preserve">OF</w:t>
+      </w:r>
+      <w:r>
+        <w:rPr>
+          <w:b/>
+          <w:bCs/>
+        </w:rPr>
+        <w:t xml:space="preserve"> </w:t>
+      </w:r>
+      <w:r>
+        <w:rPr>
+          <w:b/>
+          <w:bCs/>
+        </w:rPr>
+        <w:t xml:space="preserve">INDIANA</w:t>
+      </w:r>
+    </w:p>
+    <w:p>
+      <w:pPr>
+        <w:spacing w:before="0" w:after="480" w:line="276" w:lineRule="exact"/>
+        <w:ind w:left="0" w:firstLine="0"/>
+        <w:jc w:val="center"/>
+      </w:pPr>
+      <w:r>
+        <w:rPr>
+          <w:b/>
+          <w:bCs/>
+        </w:rPr>
+        <w:t xml:space="preserve">FORT</w:t>
+      </w:r>
+      <w:r>
+        <w:rPr>
+          <w:b/>
+          <w:bCs/>
+        </w:rPr>
+        <w:t xml:space="preserve"> </w:t>
+      </w:r>
+      <w:r>
+        <w:rPr>
+          <w:b/>
+          <w:bCs/>
+        </w:rPr>
+        <w:t xml:space="preserve">WAYNE</w:t>
+      </w:r>
+      <w:r>
+        <w:rPr>
+          <w:b/>
+          <w:bCs/>
+        </w:rPr>
+        <w:t xml:space="preserve"> </w:t>
+      </w:r>
+      <w:r>
+        <w:rPr>
+          <w:b/>
+          <w:bCs/>
+        </w:rPr>
+        <w:t xml:space="preserve">DIVISION</w:t>
+      </w:r>
     </w:p>
     <w:tbl>
       <w:tblPr>
         <w:tblW w:w="9360" w:type="dxa"/>
-        <w:tblBorders>
-          <w:top w:val="nil"/>
-          <w:left w:val="nil"/>
-          <w:bottom w:val="nil"/>
-          <w:right w:val="nil"/>
-          <w:insideH w:val="nil"/>
-          <w:insideV w:val="nil"/>
-        </w:tblBorders>
         <w:tblLayout w:type="fixed"/>
+        <w:tblCellMar>
+          <w:top w:w="0" w:type="dxa"/>
+          <w:left w:w="0" w:type="dxa"/>
+          <w:bottom w:w="0" w:type="dxa"/>
+          <w:right w:w="0" w:type="dxa"/>
+        </w:tblCellMar>
+        <w:tblLook w:val="0000" w:firstRow="0" w:lastRow="0" w:firstColumn="0" w:lastColumn="0" w:noHBand="0" w:noVBand="0"/>
       </w:tblPr>
       <w:tblGrid>
         <w:gridCol w:w="4680"/>
@@ -66,15 +181,14 @@
               <w:right w:val="single" w:sz="6" w:space="0" w:color="000000"/>
             </w:tcBorders>
             <w:tcMar>
-              <w:top w:w="0" w:type="dxa"/>
-              <w:left w:w="0" w:type="dxa"/>
-              <w:bottom w:w="260" w:type="dxa"/>
-              <w:right w:w="312" w:type="dxa"/>
+              <w:right w:w="288" w:type="dxa"/>
             </w:tcMar>
           </w:tcPr>
           <w:p>
             <w:pPr>
-              <w:pStyle w:val="Single"/>
+              <w:spacing w:before="0" w:after="0" w:line="276" w:lineRule="exact"/>
+              <w:ind w:left="0" w:firstLine="0"/>
+              <w:jc w:val="left"/>
             </w:pPr>
             <w:r>
               <w:t xml:space="preserve">In re:</w:t>
@@ -82,62 +196,76 @@
           </w:p>
           <w:p>
             <w:pPr>
-              <w:pStyle w:val="Single"/>
+              <w:spacing w:before="0" w:after="0" w:line="276" w:lineRule="exact"/>
+              <w:ind w:left="720" w:firstLine="0"/>
+              <w:jc w:val="left"/>
             </w:pPr>
+            <w:r>
+              <w:t xml:space="preserve">RIVER</w:t>
+            </w:r>
+            <w:r>
+              <w:t xml:space="preserve"> </w:t>
+            </w:r>
+            <w:r>
+              <w:t xml:space="preserve">TERRACE</w:t>
+            </w:r>
+            <w:r>
+              <w:t xml:space="preserve"> </w:t>
+            </w:r>
+            <w:r>
+              <w:t xml:space="preserve">ESTATES,</w:t>
+            </w:r>
+            <w:r>
+              <w:t xml:space="preserve"> </w:t>
+            </w:r>
+            <w:r>
+              <w:t xml:space="preserve">INC.</w:t>
+            </w:r>
           </w:p>
           <w:p>
             <w:pPr>
-              <w:pStyle w:val="Single"/>
-              <w:ind w:left="720" w:firstLine="0"/>
+              <w:spacing w:before="0" w:after="240" w:line="276" w:lineRule="exact"/>
+              <w:ind w:left="2304" w:firstLine="0"/>
+              <w:jc w:val="left"/>
             </w:pPr>
             <w:r>
-              <w:t xml:space="preserve">RIVER TERRACE ESTATES, INC.</w:t>
-            </w:r>
-          </w:p>
-          <w:p>
-            <w:pPr>
-              <w:pStyle w:val="Single"/>
-              <w:ind w:left="2304" w:firstLine="0"/>
-            </w:pPr>
-            <w:r>
               <w:t xml:space="preserve">Debtor.</w:t>
             </w:r>
-          </w:p>
-          <w:p>
-            <w:pPr>
-              <w:pStyle w:val="Single"/>
-            </w:pPr>
           </w:p>
         </w:tc>
         <w:tc>
           <w:tcPr>
             <w:tcW w:w="4680" w:type="dxa"/>
             <w:tcMar>
-              <w:top w:w="0" w:type="dxa"/>
-              <w:left w:w="312" w:type="dxa"/>
-              <w:bottom w:w="0" w:type="dxa"/>
-              <w:right w:w="0" w:type="dxa"/>
+              <w:left w:w="288" w:type="dxa"/>
             </w:tcMar>
           </w:tcPr>
           <w:p>
             <w:pPr>
-              <w:pStyle w:val="Single"/>
+              <w:spacing w:before="276" w:after="0" w:line="276" w:lineRule="exact"/>
+              <w:ind w:left="0" w:firstLine="0"/>
+              <w:jc w:val="left"/>
             </w:pPr>
+            <w:r>
+              <w:t xml:space="preserve">Case No. </w:t>
+            </w:r>
+            <w:r>
+              <w:t xml:space="preserve">14</w:t>
+              <w:noBreakHyphen/>
+              <w:t xml:space="preserve">11829-reg</w:t>
+            </w:r>
           </w:p>
           <w:p>
             <w:pPr>
-              <w:pStyle w:val="Single"/>
+              <w:spacing w:before="0" w:after="0" w:line="276" w:lineRule="exact"/>
+              <w:ind w:left="0" w:firstLine="0"/>
+              <w:jc w:val="left"/>
             </w:pPr>
             <w:r>
-              <w:t xml:space="preserve">Case No. 14-11829-reg</w:t>
-            </w:r>
-          </w:p>
-          <w:p>
-            <w:pPr>
-              <w:pStyle w:val="Single"/>
-            </w:pPr>
-            <w:r>
-              <w:t xml:space="preserve">Chapter 11</w:t>
+              <w:t xml:space="preserve">Chapter </w:t>
+            </w:r>
+            <w:r>
+              <w:t xml:space="preserve">11</w:t>
             </w:r>
           </w:p>
         </w:tc>
@@ -145,61 +273,385 @@
     </w:tbl>
     <w:p>
       <w:pPr>
-        <w:pStyle w:val="HalfSpacer"/>
-      </w:pPr>
-    </w:p>
-    <w:p>
-      <w:pPr>
-        <w:pStyle w:val="Centered"/>
-      </w:pPr>
-      <w:r>
-        <w:rPr>
-          <w:b/>
-        </w:rPr>
-        <w:t xml:space="preserve">BRIEF IN SUPPORT OF</w:t>
-      </w:r>
-    </w:p>
-    <w:p>
-      <w:pPr>
-        <w:pStyle w:val="Centered"/>
-      </w:pPr>
-      <w:r>
-        <w:rPr>
-          <w:b/>
-        </w:rPr>
-        <w:t xml:space="preserve">MOTION TO DETERMINE BID OF DANBURY ROAD HOLDINGS IV, LLC</w:t>
-      </w:r>
-    </w:p>
-    <w:p>
-      <w:pPr>
-        <w:pStyle w:val="Centered"/>
-      </w:pPr>
-      <w:r>
-        <w:rPr>
-          <w:b/>
-        </w:rPr>
-        <w:t xml:space="preserve">AS A CONFORMING BID IN CONNECTION WITH SALE</w:t>
-      </w:r>
-    </w:p>
-    <w:p>
-      <w:pPr>
-        <w:pStyle w:val="Centered"/>
-      </w:pPr>
-      <w:r>
-        <w:rPr>
-          <w:b/>
-        </w:rPr>
-        <w:t xml:space="preserve">UNDER CONFIRMED PLAN OF REORGANIZATION</w:t>
-      </w:r>
-    </w:p>
-    <w:p>
-      <w:pPr>
-        <w:pStyle w:val="HalfSpacer"/>
-      </w:pPr>
-    </w:p>
-    <w:p>
-      <w:pPr>
-        <w:pStyle w:val="FirstParagraph"/>
+        <w:spacing w:before="480" w:after="0" w:line="276" w:lineRule="exact"/>
+        <w:ind w:left="0" w:firstLine="0"/>
+        <w:jc w:val="center"/>
+      </w:pPr>
+      <w:r>
+        <w:rPr>
+          <w:b/>
+          <w:bCs/>
+        </w:rPr>
+        <w:t xml:space="preserve">BRIEF</w:t>
+      </w:r>
+      <w:r>
+        <w:rPr>
+          <w:b/>
+          <w:bCs/>
+        </w:rPr>
+        <w:t xml:space="preserve"> </w:t>
+      </w:r>
+      <w:r>
+        <w:rPr>
+          <w:b/>
+          <w:bCs/>
+        </w:rPr>
+        <w:t xml:space="preserve">IN</w:t>
+      </w:r>
+      <w:r>
+        <w:rPr>
+          <w:b/>
+          <w:bCs/>
+        </w:rPr>
+        <w:t xml:space="preserve"> </w:t>
+      </w:r>
+      <w:r>
+        <w:rPr>
+          <w:b/>
+          <w:bCs/>
+        </w:rPr>
+        <w:t xml:space="preserve">SUPPORT</w:t>
+      </w:r>
+      <w:r>
+        <w:rPr>
+          <w:b/>
+          <w:bCs/>
+        </w:rPr>
+        <w:t xml:space="preserve"> </w:t>
+      </w:r>
+      <w:r>
+        <w:rPr>
+          <w:b/>
+          <w:bCs/>
+        </w:rPr>
+        <w:t xml:space="preserve">OF</w:t>
+      </w:r>
+    </w:p>
+    <w:p>
+      <w:pPr>
+        <w:spacing w:before="0" w:after="0" w:line="276" w:lineRule="exact"/>
+        <w:ind w:left="0" w:firstLine="0"/>
+        <w:jc w:val="center"/>
+      </w:pPr>
+      <w:r>
+        <w:rPr>
+          <w:b/>
+          <w:bCs/>
+        </w:rPr>
+        <w:t xml:space="preserve">MOTION</w:t>
+      </w:r>
+      <w:r>
+        <w:rPr>
+          <w:b/>
+          <w:bCs/>
+        </w:rPr>
+        <w:t xml:space="preserve"> </w:t>
+      </w:r>
+      <w:r>
+        <w:rPr>
+          <w:b/>
+          <w:bCs/>
+        </w:rPr>
+        <w:t xml:space="preserve">TO</w:t>
+      </w:r>
+      <w:r>
+        <w:rPr>
+          <w:b/>
+          <w:bCs/>
+        </w:rPr>
+        <w:t xml:space="preserve"> </w:t>
+      </w:r>
+      <w:r>
+        <w:rPr>
+          <w:b/>
+          <w:bCs/>
+        </w:rPr>
+        <w:t xml:space="preserve">DETERMINE</w:t>
+      </w:r>
+      <w:r>
+        <w:rPr>
+          <w:b/>
+          <w:bCs/>
+        </w:rPr>
+        <w:t xml:space="preserve"> </w:t>
+      </w:r>
+      <w:r>
+        <w:rPr>
+          <w:b/>
+          <w:bCs/>
+        </w:rPr>
+        <w:t xml:space="preserve">BID</w:t>
+      </w:r>
+      <w:r>
+        <w:rPr>
+          <w:b/>
+          <w:bCs/>
+        </w:rPr>
+        <w:t xml:space="preserve"> </w:t>
+      </w:r>
+      <w:r>
+        <w:rPr>
+          <w:b/>
+          <w:bCs/>
+        </w:rPr>
+        <w:t xml:space="preserve">OF</w:t>
+      </w:r>
+      <w:r>
+        <w:rPr>
+          <w:b/>
+          <w:bCs/>
+        </w:rPr>
+        <w:t xml:space="preserve"> </w:t>
+      </w:r>
+      <w:r>
+        <w:rPr>
+          <w:b/>
+          <w:bCs/>
+        </w:rPr>
+        <w:t xml:space="preserve">DANBURY</w:t>
+      </w:r>
+      <w:r>
+        <w:rPr>
+          <w:b/>
+          <w:bCs/>
+        </w:rPr>
+        <w:t xml:space="preserve"> </w:t>
+      </w:r>
+      <w:r>
+        <w:rPr>
+          <w:b/>
+          <w:bCs/>
+        </w:rPr>
+        <w:t xml:space="preserve">ROAD</w:t>
+      </w:r>
+      <w:r>
+        <w:rPr>
+          <w:b/>
+          <w:bCs/>
+        </w:rPr>
+        <w:t xml:space="preserve"> </w:t>
+      </w:r>
+      <w:r>
+        <w:rPr>
+          <w:b/>
+          <w:bCs/>
+        </w:rPr>
+        <w:t xml:space="preserve">HOLDINGS</w:t>
+      </w:r>
+      <w:r>
+        <w:rPr>
+          <w:b/>
+          <w:bCs/>
+        </w:rPr>
+        <w:t xml:space="preserve"> </w:t>
+      </w:r>
+      <w:r>
+        <w:rPr>
+          <w:b/>
+          <w:bCs/>
+        </w:rPr>
+        <w:t xml:space="preserve">IV,</w:t>
+      </w:r>
+      <w:r>
+        <w:rPr>
+          <w:b/>
+          <w:bCs/>
+        </w:rPr>
+        <w:t xml:space="preserve"> </w:t>
+      </w:r>
+      <w:r>
+        <w:rPr>
+          <w:b/>
+          <w:bCs/>
+        </w:rPr>
+        <w:t xml:space="preserve">LLC</w:t>
+      </w:r>
+    </w:p>
+    <w:p>
+      <w:pPr>
+        <w:spacing w:before="0" w:after="0" w:line="276" w:lineRule="exact"/>
+        <w:ind w:left="0" w:firstLine="0"/>
+        <w:jc w:val="center"/>
+      </w:pPr>
+      <w:r>
+        <w:rPr>
+          <w:b/>
+          <w:bCs/>
+        </w:rPr>
+        <w:t xml:space="preserve">AS</w:t>
+      </w:r>
+      <w:r>
+        <w:rPr>
+          <w:b/>
+          <w:bCs/>
+        </w:rPr>
+        <w:t xml:space="preserve"> </w:t>
+      </w:r>
+      <w:r>
+        <w:rPr>
+          <w:b/>
+          <w:bCs/>
+        </w:rPr>
+        <w:t xml:space="preserve">A</w:t>
+      </w:r>
+      <w:r>
+        <w:rPr>
+          <w:b/>
+          <w:bCs/>
+        </w:rPr>
+        <w:t xml:space="preserve"> </w:t>
+      </w:r>
+      <w:r>
+        <w:rPr>
+          <w:b/>
+          <w:bCs/>
+        </w:rPr>
+        <w:t xml:space="preserve">CONFORMING</w:t>
+      </w:r>
+      <w:r>
+        <w:rPr>
+          <w:b/>
+          <w:bCs/>
+        </w:rPr>
+        <w:t xml:space="preserve"> </w:t>
+      </w:r>
+      <w:r>
+        <w:rPr>
+          <w:b/>
+          <w:bCs/>
+        </w:rPr>
+        <w:t xml:space="preserve">BID</w:t>
+      </w:r>
+      <w:r>
+        <w:rPr>
+          <w:b/>
+          <w:bCs/>
+        </w:rPr>
+        <w:t xml:space="preserve"> </w:t>
+      </w:r>
+      <w:r>
+        <w:rPr>
+          <w:b/>
+          <w:bCs/>
+        </w:rPr>
+        <w:t xml:space="preserve">IN</w:t>
+      </w:r>
+      <w:r>
+        <w:rPr>
+          <w:b/>
+          <w:bCs/>
+        </w:rPr>
+        <w:t xml:space="preserve"> </w:t>
+      </w:r>
+      <w:r>
+        <w:rPr>
+          <w:b/>
+          <w:bCs/>
+        </w:rPr>
+        <w:t xml:space="preserve">CONNECTION</w:t>
+      </w:r>
+      <w:r>
+        <w:rPr>
+          <w:b/>
+          <w:bCs/>
+        </w:rPr>
+        <w:t xml:space="preserve"> </w:t>
+      </w:r>
+      <w:r>
+        <w:rPr>
+          <w:b/>
+          <w:bCs/>
+        </w:rPr>
+        <w:t xml:space="preserve">WITH</w:t>
+      </w:r>
+      <w:r>
+        <w:rPr>
+          <w:b/>
+          <w:bCs/>
+        </w:rPr>
+        <w:t xml:space="preserve"> </w:t>
+      </w:r>
+      <w:r>
+        <w:rPr>
+          <w:b/>
+          <w:bCs/>
+        </w:rPr>
+        <w:t xml:space="preserve">SALE</w:t>
+      </w:r>
+    </w:p>
+    <w:p>
+      <w:pPr>
+        <w:spacing w:before="0" w:after="240" w:line="276" w:lineRule="exact"/>
+        <w:ind w:left="0" w:firstLine="0"/>
+        <w:jc w:val="center"/>
+      </w:pPr>
+      <w:r>
+        <w:rPr>
+          <w:b/>
+          <w:bCs/>
+        </w:rPr>
+        <w:t xml:space="preserve">UNDER</w:t>
+      </w:r>
+      <w:r>
+        <w:rPr>
+          <w:b/>
+          <w:bCs/>
+        </w:rPr>
+        <w:t xml:space="preserve"> </w:t>
+      </w:r>
+      <w:r>
+        <w:rPr>
+          <w:b/>
+          <w:bCs/>
+        </w:rPr>
+        <w:t xml:space="preserve">CONFIRMED</w:t>
+      </w:r>
+      <w:r>
+        <w:rPr>
+          <w:b/>
+          <w:bCs/>
+        </w:rPr>
+        <w:t xml:space="preserve"> </w:t>
+      </w:r>
+      <w:r>
+        <w:rPr>
+          <w:b/>
+          <w:bCs/>
+        </w:rPr>
+        <w:t xml:space="preserve">PLAN</w:t>
+      </w:r>
+      <w:r>
+        <w:rPr>
+          <w:b/>
+          <w:bCs/>
+        </w:rPr>
+        <w:t xml:space="preserve"> </w:t>
+      </w:r>
+      <w:r>
+        <w:rPr>
+          <w:b/>
+          <w:bCs/>
+        </w:rPr>
+        <w:t xml:space="preserve">OF</w:t>
+      </w:r>
+      <w:r>
+        <w:rPr>
+          <w:b/>
+          <w:bCs/>
+        </w:rPr>
+        <w:t xml:space="preserve"> </w:t>
+      </w:r>
+      <w:r>
+        <w:rPr>
+          <w:b/>
+          <w:bCs/>
+        </w:rPr>
+        <w:t xml:space="preserve">REORGANIZATION</w:t>
+      </w:r>
+    </w:p>
+    <w:p>
+      <w:pPr>
+        <w:pStyle w:val="BodyText"/>
       </w:pPr>
       <w:r>
         <w:t xml:space="preserve">Creditor Danbury Road Holdings IV, LLC, (</w:t>
@@ -253,18 +705,40 @@
         <w:t xml:space="preserve">) assets pursuant to the Debtor’s First Amended Plan of Reorganization.</w:t>
       </w:r>
     </w:p>
-    <w:bookmarkStart w:id="20" w:name="i.-introduction"/>
     <w:p>
       <w:pPr>
         <w:pStyle w:val="Heading1"/>
-      </w:pPr>
-      <w:r>
-        <w:t xml:space="preserve">I. INTRODUCTION</w:t>
-      </w:r>
-    </w:p>
-    <w:p>
-      <w:pPr>
-        <w:pStyle w:val="FirstParagraph"/>
+        <w:keepNext/>
+        <w:keepLines/>
+        <w:spacing w:before="240" w:after="240" w:line="276" w:lineRule="exact"/>
+        <w:ind w:left="0" w:firstLine="0"/>
+        <w:jc w:val="center"/>
+      </w:pPr>
+      <w:r>
+        <w:rPr>
+          <w:b/>
+          <w:bCs/>
+        </w:rPr>
+        <w:t xml:space="preserve">I.</w:t>
+      </w:r>
+      <w:r>
+        <w:rPr>
+          <w:b/>
+          <w:bCs/>
+        </w:rPr>
+        <w:t xml:space="preserve"> </w:t>
+      </w:r>
+      <w:r>
+        <w:rPr>
+          <w:b/>
+          <w:bCs/>
+        </w:rPr>
+        <w:t xml:space="preserve">INTRODUCTION</w:t>
+      </w:r>
+    </w:p>
+    <w:p>
+      <w:pPr>
+        <w:pStyle w:val="BodyText"/>
       </w:pPr>
       <w:r>
         <w:t xml:space="preserve">By its Motion, Danbury asks the Court to determine Danbury’s bid related to the Sale of the Debtor’s assets pursuant to Debtor’s First Amended Plan of Reorganization (the</w:t>
@@ -336,19 +810,54 @@
         <w:t xml:space="preserve">As contemplated by the Bid Procedures and the Plan, the instant dispute as to whether Danbury’s bid is a conforming bid shall be determined by this Court. The Court should find Danbury’s bid to be a conforming bid under the Plan for all purposes related to the sale, thereby permitting the auction contemplated by the Plan to proceed in order to determine the best offer for the Debtor’s assets and to fulfill one of the central purposes of the Bankruptcy Code and the Debtor’s principal fiduciary duty - to maximize recovery for creditors.</w:t>
       </w:r>
     </w:p>
-    <w:bookmarkEnd w:id="20"/>
-    <w:bookmarkStart w:id="21" w:name="ii.-background-facts"/>
     <w:p>
       <w:pPr>
         <w:pStyle w:val="Heading1"/>
-      </w:pPr>
-      <w:r>
-        <w:t xml:space="preserve">II. BACKGROUND FACTS</w:t>
-      </w:r>
-    </w:p>
-    <w:p>
-      <w:pPr>
-        <w:pStyle w:val="FirstParagraph"/>
+        <w:keepNext/>
+        <w:keepLines/>
+        <w:spacing w:before="240" w:after="240" w:line="276" w:lineRule="exact"/>
+        <w:ind w:left="0" w:firstLine="0"/>
+        <w:jc w:val="center"/>
+      </w:pPr>
+      <w:r>
+        <w:rPr>
+          <w:b/>
+          <w:bCs/>
+        </w:rPr>
+        <w:t xml:space="preserve">II.</w:t>
+      </w:r>
+      <w:r>
+        <w:rPr>
+          <w:b/>
+          <w:bCs/>
+        </w:rPr>
+        <w:t xml:space="preserve"> </w:t>
+      </w:r>
+      <w:r>
+        <w:rPr>
+          <w:b/>
+          <w:bCs/>
+        </w:rPr>
+        <w:t xml:space="preserve">BACKGROUND</w:t>
+      </w:r>
+      <w:r>
+        <w:rPr>
+          <w:b/>
+          <w:bCs/>
+        </w:rPr>
+        <w:t xml:space="preserve"> </w:t>
+      </w:r>
+      <w:r>
+        <w:rPr>
+          <w:b/>
+          <w:bCs/>
+        </w:rPr>
+        <w:t xml:space="preserve">FACTS</w:t>
+      </w:r>
+    </w:p>
+    <w:p>
+      <w:pPr>
+        <w:pStyle w:val="BodyText"/>
       </w:pPr>
       <w:r>
         <w:t xml:space="preserve">On July 22, 2014, the Debtor, as debtor and debtor-in-possession, filed a voluntary petition for relief (the</w:t>
@@ -360,7 +869,13 @@
         <w:t xml:space="preserve">“Petition”</w:t>
       </w:r>
       <w:r>
-        <w:t xml:space="preserve">) under the Bankruptcy Code, styled In re River Terrace Estates, Inc., Case No. 14-11829 (the</w:t>
+        <w:t xml:space="preserve">) under the Bankruptcy Code, styled In re River Terrace Estates, Inc., Case No. 14</w:t>
+      </w:r>
+      <w:r>
+        <w:noBreakHyphen/>
+      </w:r>
+      <w:r>
+        <w:t xml:space="preserve">11829 (the</w:t>
       </w:r>
       <w:r>
         <w:t xml:space="preserve"> </w:t>
@@ -394,7 +909,7 @@
         <w:pStyle w:val="BodyText"/>
       </w:pPr>
       <w:r>
-        <w:t xml:space="preserve">On October 15, 2014, the Debtor filed its First Amended Plan of Reorganization [Dkt. No. 235] (including all supplements, exhibits, appendices, disclosure schedules, and amendments thereto, the</w:t>
+        <w:t xml:space="preserve">On October 15, 2014, the Debtor filed its First Amended Plan of Reorganization [Dkt. No. 235] (including all supplements, exhibits, appendices, disclosure schedules, and amendments thereto, the</w:t>
       </w:r>
       <w:r>
         <w:t xml:space="preserve"> </w:t>
@@ -403,7 +918,7 @@
         <w:t xml:space="preserve">“Plan”</w:t>
       </w:r>
       <w:r>
-        <w:t xml:space="preserve">). By Order [Dkt No. 305] (the</w:t>
+        <w:t xml:space="preserve">). By Order [Dkt No. 305] (the</w:t>
       </w:r>
       <w:r>
         <w:t xml:space="preserve"> </w:t>
@@ -432,7 +947,7 @@
         <w:t xml:space="preserve"> </w:t>
       </w:r>
       <w:r>
-        <w:t xml:space="preserve">Plan at § 5.3.5. Section 5.3.1 of the Plan provides, in relevant part, as follows:</w:t>
+        <w:t xml:space="preserve">Plan at § 5.3.5. Section 5.3.1 of the Plan provides, in relevant part, as follows:</w:t>
       </w:r>
     </w:p>
     <w:p>
@@ -445,7 +960,7 @@
     </w:p>
     <w:p>
       <w:pPr>
-        <w:pStyle w:val="FirstParagraph"/>
+        <w:pStyle w:val="BodyText"/>
       </w:pPr>
       <w:r>
         <w:t xml:space="preserve">The Bid Procedures, among other things, provide that:</w:t>
@@ -520,7 +1035,7 @@
         <w:t xml:space="preserve"> </w:t>
       </w:r>
       <w:r>
-        <w:t xml:space="preserve">Plan at § 5.3.3 (emphasis added); and</w:t>
+        <w:t xml:space="preserve">Plan at § 5.3.3 (emphasis added); and</w:t>
       </w:r>
     </w:p>
     <w:p>
@@ -540,7 +1055,7 @@
         <w:t xml:space="preserve"> </w:t>
       </w:r>
       <w:r>
-        <w:t xml:space="preserve">Plan at § 5.3.3.</w:t>
+        <w:t xml:space="preserve">Plan at § 5.3.3.</w:t>
       </w:r>
     </w:p>
     <w:p>
@@ -566,7 +1081,7 @@
         <w:t xml:space="preserve"> </w:t>
       </w:r>
       <w:r>
-        <w:t xml:space="preserve">at ¶ 4.</w:t>
+        <w:t xml:space="preserve">at ¶ 4.</w:t>
       </w:r>
     </w:p>
     <w:p>
@@ -619,7 +1134,7 @@
         <w:t xml:space="preserve">“Exhibit B”</w:t>
       </w:r>
       <w:r>
-        <w:t xml:space="preserve">. Id. at ¶ 5.</w:t>
+        <w:t xml:space="preserve">. Id. at ¶ 5.</w:t>
       </w:r>
     </w:p>
     <w:p>
@@ -648,7 +1163,7 @@
         <w:t xml:space="preserve">“Exhibit C”</w:t>
       </w:r>
       <w:r>
-        <w:t xml:space="preserve">. Id. at ¶ 6.</w:t>
+        <w:t xml:space="preserve">. Id. at ¶ 6.</w:t>
       </w:r>
     </w:p>
     <w:p>
@@ -656,7 +1171,7 @@
         <w:pStyle w:val="BodyText"/>
       </w:pPr>
       <w:r>
-        <w:t xml:space="preserve">Danbury’s Bid Package conformed with the requirements of the Bid Procedures, including that (a) the Danbury Original APA offered the Minimum Bid for Debtor’s assets, (b) the Bid Package included a comparison of the Danbury Original APA to Debtor’s form of asset purchase agreement (as contemplated and required by Plan and Bid Procedures), and an executed escrow agreement for Danbury’s deposit, and (c) was accompanied by a cash deposit of $600,000, ten percent (10%) of the Purchase Price set forth in the Danbury Original APA. Id. at ¶ 7.</w:t>
+        <w:t xml:space="preserve">Danbury’s Bid Package conformed with the requirements of the Bid Procedures, including that (a) the Danbury Original APA offered the Minimum Bid for Debtor’s assets, (b) the Bid Package included a comparison of the Danbury Original APA to Debtor’s form of asset purchase agreement (as contemplated and required by Plan and Bid Procedures), and an executed escrow agreement for Danbury’s deposit, and (c) was accompanied by a cash deposit of $600,000, ten percent (10%) of the Purchase Price set forth in the Danbury Original APA. Id. at ¶ 7.</w:t>
       </w:r>
     </w:p>
     <w:p>
@@ -673,7 +1188,7 @@
         <w:t xml:space="preserve">“Exhibit D”</w:t>
       </w:r>
       <w:r>
-        <w:t xml:space="preserve">. Id. at ¶ 8.</w:t>
+        <w:t xml:space="preserve">. Id. at ¶ 8.</w:t>
       </w:r>
     </w:p>
     <w:p>
@@ -719,7 +1234,7 @@
         <w:t xml:space="preserve">“Danbury Amended APA”</w:t>
       </w:r>
       <w:r>
-        <w:t xml:space="preserve">) substantially identical to the Form APA, increasing its offered base cash purchase price from $6 million to $6.5 million in order to confirm its previously stated commitment to close and evidence its intention to engage in substantial competitive bidding, and increased its deposit by $50,000. Id. at ¶ 9. Together with the Danbury Amended APA, Danbury delivered a comparison of the Danbury Amended APA to the Form APA. A true and correct copy of the email delivering to Debtor’s counsel Danbury’s Amended APA and related comparison is attached hereto as</w:t>
+        <w:t xml:space="preserve">) substantially identical to the Form APA, increasing its offered base cash purchase price from $6 million to $6.5 million in order to confirm its previously stated commitment to close and evidence its intention to engage in substantial competitive bidding, and increased its deposit by $50,000. Id. at ¶ 9. Together with the Danbury Amended APA, Danbury delivered a comparison of the Danbury Amended APA to the Form APA. A true and correct copy of the email delivering to Debtor’s counsel Danbury’s Amended APA and related comparison is attached hereto as</w:t>
       </w:r>
       <w:r>
         <w:t xml:space="preserve"> </w:t>
@@ -728,7 +1243,7 @@
         <w:t xml:space="preserve">“Exhibit E”</w:t>
       </w:r>
       <w:r>
-        <w:t xml:space="preserve">. Id. at ¶ 10.</w:t>
+        <w:t xml:space="preserve">. Id. at ¶ 10.</w:t>
       </w:r>
     </w:p>
     <w:p>
@@ -787,22 +1302,57 @@
         <w:t xml:space="preserve">“Exhibit F”</w:t>
       </w:r>
       <w:r>
-        <w:t xml:space="preserve">). Id. at ¶ 11. Only the first reason stated—that the bid was received only minutes after the bid deadline—could even arguably go to the issue of whether Danbury’s Bid was a conforming bid, which conforming bid would trigger an auction under the Bid Procedures. The Debtor’s other stated reasons for not considering Danbury’s Bid a bid at all, are not only vague, but would not impact whether Danbury’s Bid was a conforming bid under the Bid Procedures, but only to whether Danbury’s Bid was higher or otherwise better than the only other bid received by the Debtor.</w:t>
-      </w:r>
-    </w:p>
-    <w:bookmarkEnd w:id="21"/>
-    <w:bookmarkStart w:id="23" w:name="iii.-question-presented"/>
+        <w:t xml:space="preserve">). Id. at ¶ 11. Only the first reason stated—that the bid was received only minutes after the bid deadline—could even arguably go to the issue of whether Danbury’s Bid was a conforming bid, which conforming bid would trigger an auction under the Bid Procedures. The Debtor’s other stated reasons for not considering Danbury’s Bid a bid at all, are not only vague, but would not impact whether Danbury’s Bid was a conforming bid under the Bid Procedures, but only to whether Danbury’s Bid was higher or otherwise better than the only other bid received by the Debtor.</w:t>
+      </w:r>
+    </w:p>
     <w:p>
       <w:pPr>
         <w:pStyle w:val="Heading1"/>
-      </w:pPr>
-      <w:r>
-        <w:t xml:space="preserve">III. QUESTION PRESENTED</w:t>
-      </w:r>
-    </w:p>
-    <w:p>
-      <w:pPr>
-        <w:pStyle w:val="FirstParagraph"/>
+        <w:keepNext/>
+        <w:keepLines/>
+        <w:spacing w:before="240" w:after="240" w:line="276" w:lineRule="exact"/>
+        <w:ind w:left="0" w:firstLine="0"/>
+        <w:jc w:val="center"/>
+      </w:pPr>
+      <w:r>
+        <w:rPr>
+          <w:b/>
+          <w:bCs/>
+        </w:rPr>
+        <w:t xml:space="preserve">III.</w:t>
+      </w:r>
+      <w:r>
+        <w:rPr>
+          <w:b/>
+          <w:bCs/>
+        </w:rPr>
+        <w:t xml:space="preserve"> </w:t>
+      </w:r>
+      <w:r>
+        <w:rPr>
+          <w:b/>
+          <w:bCs/>
+        </w:rPr>
+        <w:t xml:space="preserve">QUESTION</w:t>
+      </w:r>
+      <w:r>
+        <w:rPr>
+          <w:b/>
+          <w:bCs/>
+        </w:rPr>
+        <w:t xml:space="preserve"> </w:t>
+      </w:r>
+      <w:r>
+        <w:rPr>
+          <w:b/>
+          <w:bCs/>
+        </w:rPr>
+        <w:t xml:space="preserve">PRESENTED</w:t>
+      </w:r>
+    </w:p>
+    <w:p>
+      <w:pPr>
+        <w:pStyle w:val="BodyTextNote"/>
       </w:pPr>
       <w:r>
         <w:t xml:space="preserve">When faced with a higher but untimely bid, bankruptcy courts balance the interests of finality of bankruptcy sales against the benefit of increased recovery for the bankruptcy estate. Finality becomes increasingly paramount as time passes and the participants’ and the public’s reliance on the sale solidifies. Should the court find a higher and otherwise conforming bid</w:t>
@@ -811,7 +1361,7 @@
         <w:rPr>
           <w:rStyle w:val="FootnoteReference"/>
         </w:rPr>
-        <w:footnoteReference w:id="22"/>
+        <w:footnoteReference w:id="9"/>
       </w:r>
       <w:r>
         <w:t xml:space="preserve"> </w:t>
@@ -828,28 +1378,211 @@
         <w:t xml:space="preserve">Suggested Answer: Yes.</w:t>
       </w:r>
     </w:p>
-    <w:bookmarkEnd w:id="23"/>
-    <w:bookmarkStart w:id="26" w:name="iv.-argument"/>
     <w:p>
       <w:pPr>
         <w:pStyle w:val="Heading1"/>
-      </w:pPr>
-      <w:r>
-        <w:t xml:space="preserve">IV. ARGUMENT</w:t>
-      </w:r>
-    </w:p>
-    <w:bookmarkStart w:id="25" w:name="Xd2feee7632dabc3f9e55c75af06c7a1180e2bbf"/>
+        <w:keepNext/>
+        <w:keepLines/>
+        <w:spacing w:before="240" w:after="240" w:line="276" w:lineRule="exact"/>
+        <w:ind w:left="0" w:firstLine="0"/>
+        <w:jc w:val="center"/>
+      </w:pPr>
+      <w:r>
+        <w:rPr>
+          <w:b/>
+          <w:bCs/>
+        </w:rPr>
+        <w:t xml:space="preserve">IV.</w:t>
+      </w:r>
+      <w:r>
+        <w:rPr>
+          <w:b/>
+          <w:bCs/>
+        </w:rPr>
+        <w:t xml:space="preserve"> </w:t>
+      </w:r>
+      <w:r>
+        <w:rPr>
+          <w:b/>
+          <w:bCs/>
+        </w:rPr>
+        <w:t xml:space="preserve">ARGUMENT</w:t>
+      </w:r>
+    </w:p>
     <w:p>
       <w:pPr>
         <w:pStyle w:val="Heading2"/>
-      </w:pPr>
-      <w:r>
-        <w:t xml:space="preserve">1. The Court Should Find Danbury’s Bid to be a Conforming Bid</w:t>
-      </w:r>
-    </w:p>
-    <w:p>
-      <w:pPr>
-        <w:pStyle w:val="FirstParagraph"/>
+        <w:keepNext/>
+        <w:keepLines/>
+        <w:spacing w:before="240" w:after="240" w:line="276" w:lineRule="exact"/>
+        <w:ind w:left="0" w:firstLine="0"/>
+        <w:jc w:val="left"/>
+      </w:pPr>
+      <w:r>
+        <w:rPr>
+          <w:b/>
+          <w:bCs/>
+        </w:rPr>
+        <w:t xml:space="preserve">1.</w:t>
+      </w:r>
+      <w:r>
+        <w:rPr>
+          <w:b/>
+          <w:bCs/>
+        </w:rPr>
+        <w:t xml:space="preserve"> </w:t>
+      </w:r>
+      <w:r>
+        <w:rPr>
+          <w:b/>
+          <w:bCs/>
+        </w:rPr>
+        <w:t xml:space="preserve">The</w:t>
+      </w:r>
+      <w:r>
+        <w:rPr>
+          <w:b/>
+          <w:bCs/>
+        </w:rPr>
+        <w:t xml:space="preserve"> </w:t>
+      </w:r>
+      <w:r>
+        <w:rPr>
+          <w:b/>
+          <w:bCs/>
+        </w:rPr>
+        <w:t xml:space="preserve">Court</w:t>
+      </w:r>
+      <w:r>
+        <w:rPr>
+          <w:b/>
+          <w:bCs/>
+        </w:rPr>
+        <w:t xml:space="preserve"> </w:t>
+      </w:r>
+      <w:r>
+        <w:rPr>
+          <w:b/>
+          <w:bCs/>
+        </w:rPr>
+        <w:t xml:space="preserve">Should</w:t>
+      </w:r>
+      <w:r>
+        <w:rPr>
+          <w:b/>
+          <w:bCs/>
+        </w:rPr>
+        <w:t xml:space="preserve"> </w:t>
+      </w:r>
+      <w:r>
+        <w:rPr>
+          <w:b/>
+          <w:bCs/>
+        </w:rPr>
+        <w:t xml:space="preserve">Find</w:t>
+      </w:r>
+      <w:r>
+        <w:rPr>
+          <w:b/>
+          <w:bCs/>
+        </w:rPr>
+        <w:t xml:space="preserve"> </w:t>
+      </w:r>
+      <w:r>
+        <w:rPr>
+          <w:b/>
+          <w:bCs/>
+        </w:rPr>
+        <w:t xml:space="preserve">Danbury’s</w:t>
+      </w:r>
+      <w:r>
+        <w:rPr>
+          <w:b/>
+          <w:bCs/>
+        </w:rPr>
+        <w:t xml:space="preserve"> </w:t>
+      </w:r>
+      <w:r>
+        <w:rPr>
+          <w:b/>
+          <w:bCs/>
+        </w:rPr>
+        <w:t xml:space="preserve">Bid</w:t>
+      </w:r>
+      <w:r>
+        <w:rPr>
+          <w:b/>
+          <w:bCs/>
+        </w:rPr>
+        <w:t xml:space="preserve"> </w:t>
+      </w:r>
+      <w:r>
+        <w:rPr>
+          <w:b/>
+          <w:bCs/>
+        </w:rPr>
+        <w:t xml:space="preserve">to</w:t>
+      </w:r>
+      <w:r>
+        <w:rPr>
+          <w:b/>
+          <w:bCs/>
+        </w:rPr>
+        <w:t xml:space="preserve"> </w:t>
+      </w:r>
+      <w:r>
+        <w:rPr>
+          <w:b/>
+          <w:bCs/>
+        </w:rPr>
+        <w:t xml:space="preserve">be</w:t>
+      </w:r>
+      <w:r>
+        <w:rPr>
+          <w:b/>
+          <w:bCs/>
+        </w:rPr>
+        <w:t xml:space="preserve"> </w:t>
+      </w:r>
+      <w:r>
+        <w:rPr>
+          <w:b/>
+          <w:bCs/>
+        </w:rPr>
+        <w:t xml:space="preserve">a</w:t>
+      </w:r>
+      <w:r>
+        <w:rPr>
+          <w:b/>
+          <w:bCs/>
+        </w:rPr>
+        <w:t xml:space="preserve"> </w:t>
+      </w:r>
+      <w:r>
+        <w:rPr>
+          <w:b/>
+          <w:bCs/>
+        </w:rPr>
+        <w:t xml:space="preserve">Conforming</w:t>
+      </w:r>
+      <w:r>
+        <w:rPr>
+          <w:b/>
+          <w:bCs/>
+        </w:rPr>
+        <w:t xml:space="preserve"> </w:t>
+      </w:r>
+      <w:r>
+        <w:rPr>
+          <w:b/>
+          <w:bCs/>
+        </w:rPr>
+        <w:t xml:space="preserve">Bid</w:t>
+      </w:r>
+    </w:p>
+    <w:p>
+      <w:pPr>
+        <w:pStyle w:val="BodyTextNote"/>
       </w:pPr>
       <w:r>
         <w:t xml:space="preserve">The Debtor’s confirmed Plan contemplates that</w:t>
@@ -864,22 +1597,28 @@
         <w:t xml:space="preserve"> </w:t>
       </w:r>
       <w:r>
-        <w:t xml:space="preserve">Plan at §5.3.5. Further, a bankruptcy court has broad authority under §§ 105</w:t>
+        <w:t xml:space="preserve">Plan at §5.3.5. Further, a bankruptcy court has broad authority under §§ 105</w:t>
       </w:r>
       <w:r>
         <w:rPr>
           <w:rStyle w:val="FootnoteReference"/>
         </w:rPr>
-        <w:footnoteReference w:id="24"/>
-      </w:r>
-      <w:r>
-        <w:t xml:space="preserve"> </w:t>
-      </w:r>
-      <w:r>
-        <w:t xml:space="preserve">and 1142 of the Bankruptcy Code to order parties to comply with reorganization plans. In re Goldblatt Bros., Inc., 132 B.R. 736, 741 (Bankr. N.D. Ill. 1991). Section 1142(a) of the Bankruptcy Code requires the debtor or any entity organized for the purpose of carrying out the plan to carry out the plan and comply with any court orders. Section 1142(b) of the Bankruptcy Code empowers the Court to direct the debtor or any other necessary party to perform any act that is necessary for the consummation of the plan. See In re Doty, 129 B.R. 571, 577 (Bankr. N.D. Ind. 1991); In re Riverside Nursing Home, 137 B.R. 134, 138-39 (Bankr. S.D.N.Y. 1992) (</w:t>
-      </w:r>
-      <w:r>
-        <w:t xml:space="preserve">“Subsection (b) of § 1142 expressly authorizes the court to direct a recalcitrant debtor or other party to perform acts necessary to consummate the plan.”</w:t>
+        <w:footnoteReference w:id="10"/>
+      </w:r>
+      <w:r>
+        <w:t xml:space="preserve"> </w:t>
+      </w:r>
+      <w:r>
+        <w:t xml:space="preserve">and 1142 of the Bankruptcy Code to order parties to comply with reorganization plans. In re Goldblatt Bros., Inc., 132 B.R. 736, 741 (Bankr. N.D. Ill. 1991). Section 1142(a) of the Bankruptcy Code requires the debtor or any entity organized for the purpose of carrying out the plan to carry out the plan and comply with any court orders. Section 1142(b) of the Bankruptcy Code empowers the Court to direct the debtor or any other necessary party to perform any act that is necessary for the consummation of the plan. See In re Doty, 129 B.R. 571, 577 (Bankr. N.D. Ind. 1991); In re Riverside Nursing Home, 137 B.R. 134, 138</w:t>
+      </w:r>
+      <w:r>
+        <w:noBreakHyphen/>
+      </w:r>
+      <w:r>
+        <w:t xml:space="preserve">39 (Bankr. S.D.N.Y. 1992) (</w:t>
+      </w:r>
+      <w:r>
+        <w:t xml:space="preserve">“Subsection (b) of § 1142 expressly authorizes the court to direct a recalcitrant debtor or other party to perform acts necessary to consummate the plan.”</w:t>
       </w:r>
       <w:r>
         <w:t xml:space="preserve">) (citing Goldblatt Bros., 132 B.R. at 741). Additionally, Rule 3020(d) of the Federal Rules of Bankruptcy Procedure authorizes the Court to issue any order necessary to administer the estate notwithstanding entry of a confirmation order. See Fed. R. Bankr. P. 3020. In this case, as contemplated by the confirmed Plan, it is appropriate for the Court to determine and determine Danbury’s Bid a conforming bid under the Bid Procedures, which will permit the contemplated auction to proceed and maximize recovery to creditors.</w:t>
@@ -890,7 +1629,7 @@
         <w:pStyle w:val="BodyText"/>
       </w:pPr>
       <w:r>
-        <w:t xml:space="preserve">A debtor-in-possession owes fiduciary duties to its creditors. Peterson v. Scott (In re Scott), 172 F.3d 959, 967 (7th Cir. Ill. 1999); In re Schipper, 933 F.2d 513, 515 (7th Cir. Ill. 1991). In the context of a sale outside of the ordinary course of business, the debtor-in-possession’s fiduciary duties require the sale be in the best interests of the bankruptcy estate. In re Telesphere Communications, 179 B.R. 544, 552 (Bankr. N.D. Ill. 1994); see also Schipper, 933 F.2d at 515 (noting that sale involves a fiduciary duty). The governing principal of a bankruptcy sale is that the trustee or debtor-in-possession must obtain the best price for the bankruptcy estate and its creditors. Corporate Assets, Inc. v. Paloian, 368 F.3d 761, 767 (7th Cir. Ill. 2004); In re Chung King, Inc., 753 F.2d 547, 549 (7th Cir. 1985). As one court wrote:</w:t>
+        <w:t xml:space="preserve">A debtor-in-possession owes fiduciary duties to its creditors. Peterson v. Scott (In re Scott), 172 F.3d 959, 967 (7th Cir. Ill. 1999); In re Schipper, 933 F.2d 513, 515 (7th Cir. Ill. 1991). In the context of a sale outside of the ordinary course of business, the debtor-in-possession’s fiduciary duties require the sale be in the best interests of the bankruptcy estate. In re Telesphere Communications, 179 B.R. 544, 552 (Bankr. N.D. Ill. 1994); see also Schipper, 933 F.2d at 515 (noting that sale involves a fiduciary duty). The governing principal of a bankruptcy sale is that the trustee or debtor-in-possession must obtain the best price for the bankruptcy estate and its creditors. Corporate Assets, Inc. v. Paloian, 368 F.3d 761, 767 (7th Cir. Ill. 2004); In re Chung King, Inc., 753 F.2d 547, 549 (7th Cir. 1985). As one court wrote:</w:t>
       </w:r>
     </w:p>
     <w:p>
@@ -898,12 +1637,12 @@
         <w:pStyle w:val="BlockText"/>
       </w:pPr>
       <w:r>
-        <w:t xml:space="preserve">It is a well-established principle of bankruptcy law that the objective of bankruptcy sales and the trustee’s duty with respect to such sales is to obtain the highest price or greatest overall benefit possible for the estate. In re Blue Coal Corporation, 59 B.R. 157, 162 (Bankr. M.D. Pa. 1986). See also In re Robison, 74 B.R. 646 (E.D. Mo. 1987) (holding that in order to maximize the sale price of the property of the bankruptcy estate, the trustee has the exclusive right, power and authority to sell such property); Zaccaro v. Bowery Savings Bank (In re Jewel Terrace Corp.), 10 B.R. 1008 (E.D. N.Y. 1981) (recognizing that the trustee has a fiduciary duty to protect the interests of the debtor’s shareholders and creditors, so that the trustee properly sought approval of the more advantageous contract for the sale of the debtor’s assets).</w:t>
-      </w:r>
-    </w:p>
-    <w:p>
-      <w:pPr>
-        <w:pStyle w:val="FirstParagraph"/>
+        <w:t xml:space="preserve">It is a well-established principle of bankruptcy law that the objective of bankruptcy sales and the trustee’s duty with respect to such sales is to obtain the highest price or greatest overall benefit possible for the estate. In re Blue Coal Corporation, 59 B.R. 157, 162 (Bankr. M.D. Pa. 1986). See also In re Robison, 74 B.R. 646 (E.D. Mo. 1987) (holding that in order to maximize the sale price of the property of the bankruptcy estate, the trustee has the exclusive right, power and authority to sell such property); Zaccaro v. Bowery Savings Bank (In re Jewel Terrace Corp.), 10 B.R. 1008 (E.D. N.Y. 1981) (recognizing that the trustee has a fiduciary duty to protect the interests of the debtor’s shareholders and creditors, so that the trustee properly sought approval of the more advantageous contract for the sale of the debtor’s assets).</w:t>
+      </w:r>
+    </w:p>
+    <w:p>
+      <w:pPr>
+        <w:pStyle w:val="BodyText"/>
       </w:pPr>
       <w:r>
         <w:t xml:space="preserve">In re Atlanta Packaging Products, Inc., 99 B.R. 124, 131 (Bankr. N.D. Ga. 1988). Competitive bidding yields higher offers and thus benefits the estate. The objective is to maximize the bidding, not to restrict it. Id. (citing In re The Ohio Corrugating Company, 59 B.R. 11, 13 (Bankr. N.D. Ohio 1985)).</w:t>
@@ -914,7 +1653,7 @@
         <w:pStyle w:val="BodyText"/>
       </w:pPr>
       <w:r>
-        <w:t xml:space="preserve">Bankruptcy Courts have broad discretion in extending the bidding period to permit a late offer that provides a greater recovery for the estate. In re Financial News Network, Inc., 980 F.2d 165, 170 (2d Cir. N.Y. 1992). When faced with higher bids submitted after a bidding deadline, courts must balance the competing interest of maximizing creditor recoveries with promoting the finality of judicial sales. See Corporate Assets, Inc. v. Paloian, 368 F.3d 761, 768 (7th Cir. Ill. 2004); Four B. Corp. v. Food Barn Stores (In re Food Barn Stores), 107 F.3d 558, 565 (8th Cir. Mo. 1997); Financial News Network, 980 F.2d at 170. In the context of a late bid, a bankruptcy court’s discretion to reopen the bidding in pursuit of estate maximization diminishes as the sale comes closer to becoming final and as the expectations of the participants solidify. Corporate Assets, 368 F.3d at 768. Once the sale of the debtor’s assets to the auction’s victor has been confirmed by the Bankruptcy Court, for example, the public interest in finality of judicial sales is high and the parties reasonably expect that the bidding is over. Id. In that situation, a court should not award the sale to a late bid that merely offers more money than the bid previously approved by the court. Id. On the other hand,</w:t>
+        <w:t xml:space="preserve">Bankruptcy Courts have broad discretion in extending the bidding period to permit a late offer that provides a greater recovery for the estate. In re Financial News Network, Inc., 980 F.2d 165, 170 (2d Cir. N.Y. 1992). When faced with higher bids submitted after a bidding deadline, courts must balance the competing interest of maximizing creditor recoveries with promoting the finality of judicial sales. See Corporate Assets, Inc. v. Paloian, 368 F.3d 761, 768 (7th Cir. Ill. 2004); Four B. Corp. v. Food Barn Stores (In re Food Barn Stores), 107 F.3d 558, 565 (8th Cir. Mo. 1997); Financial News Network, 980 F.2d at 170. In the context of a late bid, a bankruptcy court’s discretion to reopen the bidding in pursuit of estate maximization diminishes as the sale comes closer to becoming final and as the expectations of the participants solidify. Corporate Assets, 368 F.3d at 768. Once the sale of the debtor’s assets to the auction’s victor has been confirmed by the Bankruptcy Court, for example, the public interest in finality of judicial sales is high and the parties reasonably expect that the bidding is over. Id. In that situation, a court should not award the sale to a late bid that merely offers more money than the bid previously approved by the court. Id. On the other hand,</w:t>
       </w:r>
       <w:r>
         <w:t xml:space="preserve"> </w:t>
@@ -973,42 +1712,56 @@
         <w:t xml:space="preserve">Danbury’s Bid, submitted minutes after the Bid Time, is a conforming bid. The Debtor apparently has decided not to act in the best interests of creditors, so the Court should grant the appropriate relief to protect the estate and its creditors.</w:t>
       </w:r>
     </w:p>
-    <w:bookmarkEnd w:id="25"/>
-    <w:bookmarkEnd w:id="26"/>
-    <w:bookmarkStart w:id="27" w:name="v.-conclusion"/>
     <w:p>
       <w:pPr>
         <w:pStyle w:val="Heading1"/>
-      </w:pPr>
-      <w:r>
-        <w:t xml:space="preserve">V. CONCLUSION</w:t>
-      </w:r>
-    </w:p>
-    <w:p>
-      <w:pPr>
-        <w:pStyle w:val="FirstParagraph"/>
+        <w:keepNext/>
+        <w:keepLines/>
+        <w:spacing w:before="240" w:after="240" w:line="276" w:lineRule="exact"/>
+        <w:ind w:left="0" w:firstLine="0"/>
+        <w:jc w:val="center"/>
+      </w:pPr>
+      <w:r>
+        <w:rPr>
+          <w:b/>
+          <w:bCs/>
+        </w:rPr>
+        <w:t xml:space="preserve">V.</w:t>
+      </w:r>
+      <w:r>
+        <w:rPr>
+          <w:b/>
+          <w:bCs/>
+        </w:rPr>
+        <w:t xml:space="preserve"> </w:t>
+      </w:r>
+      <w:r>
+        <w:rPr>
+          <w:b/>
+          <w:bCs/>
+        </w:rPr>
+        <w:t xml:space="preserve">CONCLUSION</w:t>
+      </w:r>
+    </w:p>
+    <w:p>
+      <w:pPr>
+        <w:pStyle w:val="BodyTextKeep"/>
       </w:pPr>
       <w:r>
         <w:t xml:space="preserve">The Court should determine that Danbury Road Holdings IV, LLC’s bid is a conforming bid for all purposes related to the sale contemplated in the Debtor’s confirmed First Amended Plan of Reorganization, thereby providing the estate at least $500,000 in additional proceeds from the Sale and allowing the auction contemplated by the Plan to proceed. Upon information and belief, absent the granting of such relief on an expedited basis, the Debtor will close on the Sale with the undisclosed other bidder at a lower purchase price, without further notice to the Court or creditors. The Debtor should not be permitted to ignore its fiduciary duty by chilling the bidding process provided by its own Plan by ignoring Danbury’s Bid because it was submitted minutes after the time set forth in the Bid Procedures. Danbury’s participation in this Sale process as a competing bidder will increase the recovery to the bankruptcy estate and its creditors by at least $500,000 and, following an auction, perhaps even more. Danbury respectfully requests that the Court determine that Danbury’s Bid is a conforming bid.</w:t>
       </w:r>
-    </w:p>
-    <w:p>
-      <w:pPr>
-        <w:pStyle w:val="Spacer"/>
-      </w:pPr>
     </w:p>
     <w:tbl>
       <w:tblPr>
         <w:tblW w:w="9360" w:type="dxa"/>
-        <w:tblBorders>
-          <w:top w:val="nil"/>
-          <w:left w:val="nil"/>
-          <w:bottom w:val="nil"/>
-          <w:right w:val="nil"/>
-          <w:insideH w:val="nil"/>
-          <w:insideV w:val="nil"/>
-        </w:tblBorders>
         <w:tblLayout w:type="fixed"/>
+        <w:tblCellMar>
+          <w:top w:w="0" w:type="dxa"/>
+          <w:left w:w="0" w:type="dxa"/>
+          <w:bottom w:w="0" w:type="dxa"/>
+          <w:right w:w="0" w:type="dxa"/>
+        </w:tblCellMar>
+        <w:tblLook w:val="0000" w:firstRow="0" w:lastRow="0" w:firstColumn="0" w:lastColumn="0" w:noHBand="0" w:noVBand="0"/>
       </w:tblPr>
       <w:tblGrid>
         <w:gridCol w:w="4752"/>
@@ -1021,120 +1774,328 @@
         <w:tc>
           <w:tcPr>
             <w:tcW w:w="4752" w:type="dxa"/>
-            <w:tcMar>
-              <w:top w:w="0" w:type="dxa"/>
-              <w:left w:w="0" w:type="dxa"/>
-              <w:bottom w:w="0" w:type="dxa"/>
-              <w:right w:w="0" w:type="dxa"/>
-            </w:tcMar>
           </w:tcPr>
           <w:p>
             <w:pPr>
-              <w:pStyle w:val="Single"/>
+              <w:spacing w:before="480" w:after="0" w:line="276" w:lineRule="exact"/>
+              <w:ind w:left="0" w:firstLine="0"/>
+              <w:jc w:val="left"/>
             </w:pPr>
             <w:r>
-              <w:t xml:space="preserve">Dated: January 5, 2015</w:t>
+              <w:t xml:space="preserve">Dated: </w:t>
+            </w:r>
+            <w:r>
+              <w:t xml:space="preserve">January</w:t>
+            </w:r>
+            <w:r>
+              <w:t xml:space="preserve"> </w:t>
+            </w:r>
+            <w:r>
+              <w:t xml:space="preserve">5,</w:t>
+            </w:r>
+            <w:r>
+              <w:t xml:space="preserve"> </w:t>
+            </w:r>
+            <w:r>
+              <w:t xml:space="preserve">2015</w:t>
             </w:r>
           </w:p>
         </w:tc>
         <w:tc>
           <w:tcPr>
             <w:tcW w:w="4608" w:type="dxa"/>
-            <w:tcMar>
-              <w:top w:w="0" w:type="dxa"/>
-              <w:left w:w="0" w:type="dxa"/>
-              <w:bottom w:w="0" w:type="dxa"/>
-              <w:right w:w="0" w:type="dxa"/>
-            </w:tcMar>
           </w:tcPr>
           <w:p>
             <w:pPr>
-              <w:pStyle w:val="Single"/>
+              <w:spacing w:before="480" w:after="0" w:line="276" w:lineRule="exact"/>
+              <w:ind w:left="0" w:firstLine="0"/>
+              <w:jc w:val="left"/>
             </w:pPr>
             <w:r>
-              <w:t xml:space="preserve">Respectfully submitted,</w:t>
+              <w:t xml:space="preserve">Respectfully</w:t>
+            </w:r>
+            <w:r>
+              <w:t xml:space="preserve"> </w:t>
+            </w:r>
+            <w:r>
+              <w:t xml:space="preserve">submitted,</w:t>
             </w:r>
           </w:p>
           <w:p>
             <w:pPr>
-              <w:pStyle w:val="Spacer"/>
+              <w:spacing w:before="480" w:after="0" w:line="276" w:lineRule="exact"/>
+              <w:ind w:left="0" w:firstLine="0"/>
+              <w:jc w:val="left"/>
             </w:pPr>
+            <w:r>
+              <w:t xml:space="preserve">/​s/</w:t>
+            </w:r>
+            <w:r>
+              <w:t xml:space="preserve"> </w:t>
+            </w:r>
+            <w:r>
+              <w:t xml:space="preserve">Andrew</w:t>
+            </w:r>
+            <w:r>
+              <w:t xml:space="preserve"> </w:t>
+            </w:r>
+            <w:r>
+              <w:t xml:space="preserve">T.</w:t>
+            </w:r>
+            <w:r>
+              <w:t xml:space="preserve"> </w:t>
+            </w:r>
+            <w:r>
+              <w:t xml:space="preserve">Kight</w:t>
+            </w:r>
           </w:p>
           <w:p>
             <w:pPr>
-              <w:pStyle w:val="Single"/>
+              <w:spacing w:before="0" w:after="0" w:line="276" w:lineRule="exact"/>
+              <w:ind w:left="0" w:firstLine="0"/>
+              <w:jc w:val="left"/>
             </w:pPr>
             <w:r>
-              <w:t xml:space="preserve">/s/ Andrew T. Kight</w:t>
+              <w:t xml:space="preserve">Michael</w:t>
+            </w:r>
+            <w:r>
+              <w:t xml:space="preserve"> </w:t>
+            </w:r>
+            <w:r>
+              <w:t xml:space="preserve">P.</w:t>
+            </w:r>
+            <w:r>
+              <w:t xml:space="preserve"> </w:t>
+            </w:r>
+            <w:r>
+              <w:t xml:space="preserve">O’Neil</w:t>
+            </w:r>
+            <w:r>
+              <w:t xml:space="preserve"> </w:t>
+            </w:r>
+            <w:r>
+              <w:t xml:space="preserve">(moneil@taftlaw.com)</w:t>
             </w:r>
           </w:p>
           <w:p>
             <w:pPr>
-              <w:pStyle w:val="Single"/>
+              <w:spacing w:before="0" w:after="0" w:line="276" w:lineRule="exact"/>
+              <w:ind w:left="0" w:firstLine="0"/>
+              <w:jc w:val="left"/>
             </w:pPr>
             <w:r>
-              <w:t xml:space="preserve">Michael P. O’Neil (moneil@taftlaw.com)</w:t>
+              <w:t xml:space="preserve">Andrew</w:t>
+            </w:r>
+            <w:r>
+              <w:t xml:space="preserve"> </w:t>
+            </w:r>
+            <w:r>
+              <w:t xml:space="preserve">T.</w:t>
+            </w:r>
+            <w:r>
+              <w:t xml:space="preserve"> </w:t>
+            </w:r>
+            <w:r>
+              <w:t xml:space="preserve">Kight</w:t>
+            </w:r>
+            <w:r>
+              <w:t xml:space="preserve"> </w:t>
+            </w:r>
+            <w:r>
+              <w:t xml:space="preserve">(akight@taftlaw.com)</w:t>
             </w:r>
           </w:p>
           <w:p>
             <w:pPr>
-              <w:pStyle w:val="Single"/>
+              <w:spacing w:before="0" w:after="0" w:line="276" w:lineRule="exact"/>
+              <w:ind w:left="0" w:firstLine="0"/>
+              <w:jc w:val="left"/>
             </w:pPr>
             <w:r>
-              <w:t xml:space="preserve">Andrew T. Kight (akight@taftlaw.com)</w:t>
+              <w:t xml:space="preserve">TAFT</w:t>
+            </w:r>
+            <w:r>
+              <w:t xml:space="preserve"> </w:t>
+            </w:r>
+            <w:r>
+              <w:t xml:space="preserve">STETTINIUS</w:t>
+            </w:r>
+            <w:r>
+              <w:t xml:space="preserve"> </w:t>
+            </w:r>
+            <w:r>
+              <w:t xml:space="preserve">&amp;</w:t>
+            </w:r>
+            <w:r>
+              <w:t xml:space="preserve"> </w:t>
+            </w:r>
+            <w:r>
+              <w:t xml:space="preserve">HOLLISTER</w:t>
+            </w:r>
+            <w:r>
+              <w:t xml:space="preserve"> </w:t>
+            </w:r>
+            <w:r>
+              <w:t xml:space="preserve">LLP</w:t>
             </w:r>
           </w:p>
           <w:p>
             <w:pPr>
-              <w:pStyle w:val="Single"/>
+              <w:spacing w:before="0" w:after="0" w:line="276" w:lineRule="exact"/>
+              <w:ind w:left="0" w:firstLine="0"/>
+              <w:jc w:val="left"/>
             </w:pPr>
             <w:r>
-              <w:t xml:space="preserve">TAFT STETTINIUS &amp; HOLLISTER LLP</w:t>
+              <w:t xml:space="preserve">One</w:t>
+            </w:r>
+            <w:r>
+              <w:t xml:space="preserve"> </w:t>
+            </w:r>
+            <w:r>
+              <w:t xml:space="preserve">Indiana</w:t>
+            </w:r>
+            <w:r>
+              <w:t xml:space="preserve"> </w:t>
+            </w:r>
+            <w:r>
+              <w:t xml:space="preserve">Square,</w:t>
+            </w:r>
+            <w:r>
+              <w:t xml:space="preserve"> </w:t>
+            </w:r>
+            <w:r>
+              <w:t xml:space="preserve">Suite</w:t>
+            </w:r>
+            <w:r>
+              <w:t xml:space="preserve"> </w:t>
+            </w:r>
+            <w:r>
+              <w:t xml:space="preserve">3500</w:t>
             </w:r>
           </w:p>
           <w:p>
             <w:pPr>
-              <w:pStyle w:val="Single"/>
+              <w:spacing w:before="0" w:after="0" w:line="276" w:lineRule="exact"/>
+              <w:ind w:left="0" w:firstLine="0"/>
+              <w:jc w:val="left"/>
             </w:pPr>
             <w:r>
-              <w:t xml:space="preserve">One Indiana Square, Suite 3500</w:t>
+              <w:t xml:space="preserve">Indianapolis,</w:t>
+            </w:r>
+            <w:r>
+              <w:t xml:space="preserve"> </w:t>
+            </w:r>
+            <w:r>
+              <w:t xml:space="preserve">Indiana</w:t>
+            </w:r>
+            <w:r>
+              <w:t xml:space="preserve"> </w:t>
+            </w:r>
+            <w:r>
+              <w:t xml:space="preserve">46204</w:t>
+              <w:noBreakHyphen/>
+              <w:t xml:space="preserve">2023</w:t>
             </w:r>
           </w:p>
           <w:p>
             <w:pPr>
-              <w:pStyle w:val="Single"/>
+              <w:spacing w:before="0" w:after="0" w:line="276" w:lineRule="exact"/>
+              <w:ind w:left="0" w:firstLine="0"/>
+              <w:jc w:val="left"/>
             </w:pPr>
             <w:r>
-              <w:t xml:space="preserve">Indianapolis, Indiana 46204-2023</w:t>
+              <w:t xml:space="preserve">Tel:</w:t>
+            </w:r>
+            <w:r>
+              <w:t xml:space="preserve"> </w:t>
+            </w:r>
+            <w:r>
+              <w:t xml:space="preserve">(317)</w:t>
+            </w:r>
+            <w:r>
+              <w:t xml:space="preserve"> </w:t>
+            </w:r>
+            <w:r>
+              <w:t xml:space="preserve">713</w:t>
+              <w:noBreakHyphen/>
+              <w:t xml:space="preserve">3500</w:t>
             </w:r>
           </w:p>
           <w:p>
             <w:pPr>
-              <w:pStyle w:val="Single"/>
+              <w:spacing w:before="0" w:after="0" w:line="276" w:lineRule="exact"/>
+              <w:ind w:left="0" w:firstLine="0"/>
+              <w:jc w:val="left"/>
             </w:pPr>
             <w:r>
-              <w:t xml:space="preserve">Tel: (317) 713-3500</w:t>
+              <w:t xml:space="preserve">Fax:</w:t>
+            </w:r>
+            <w:r>
+              <w:t xml:space="preserve"> </w:t>
+            </w:r>
+            <w:r>
+              <w:t xml:space="preserve">(317)</w:t>
+            </w:r>
+            <w:r>
+              <w:t xml:space="preserve"> </w:t>
+            </w:r>
+            <w:r>
+              <w:t xml:space="preserve">713</w:t>
+              <w:noBreakHyphen/>
+              <w:t xml:space="preserve">3699</w:t>
             </w:r>
           </w:p>
           <w:p>
             <w:pPr>
-              <w:pStyle w:val="Single"/>
+              <w:spacing w:before="0" w:after="0" w:line="276" w:lineRule="exact"/>
+              <w:ind w:left="0" w:firstLine="0"/>
+              <w:jc w:val="left"/>
             </w:pPr>
             <w:r>
-              <w:t xml:space="preserve">Fax: (317) 713-3699</w:t>
+              <w:t xml:space="preserve">Attorneys</w:t>
+            </w:r>
+            <w:r>
+              <w:t xml:space="preserve"> </w:t>
+            </w:r>
+            <w:r>
+              <w:t xml:space="preserve">for</w:t>
+            </w:r>
+            <w:r>
+              <w:t xml:space="preserve"> </w:t>
+            </w:r>
+            <w:r>
+              <w:t xml:space="preserve">Danbury</w:t>
+            </w:r>
+            <w:r>
+              <w:t xml:space="preserve"> </w:t>
+            </w:r>
+            <w:r>
+              <w:t xml:space="preserve">Road</w:t>
+            </w:r>
+            <w:r>
+              <w:t xml:space="preserve"> </w:t>
+            </w:r>
+            <w:r>
+              <w:t xml:space="preserve">Holdings</w:t>
+            </w:r>
+            <w:r>
+              <w:t xml:space="preserve"> </w:t>
+            </w:r>
+            <w:r>
+              <w:t xml:space="preserve">IV,</w:t>
+            </w:r>
+            <w:r>
+              <w:t xml:space="preserve"> </w:t>
+            </w:r>
+            <w:r>
+              <w:t xml:space="preserve">LLC</w:t>
             </w:r>
           </w:p>
           <w:p>
             <w:pPr>
-              <w:pStyle w:val="Single"/>
-            </w:pPr>
-            <w:r>
-              <w:t xml:space="preserve">Attorneys for Danbury Road Holdings IV, LLC</w:t>
-            </w:r>
-          </w:p>
-          <w:p>
-            <w:pPr>
-              <w:pStyle w:val="Single"/>
+              <w:spacing w:before="0" w:after="0" w:line="276" w:lineRule="exact"/>
+              <w:ind w:left="0" w:firstLine="0"/>
+              <w:jc w:val="left"/>
             </w:pPr>
             <w:r>
               <w:t xml:space="preserve">2303419</w:t>
@@ -1143,14 +2104,10 @@
         </w:tc>
       </w:tr>
     </w:tbl>
-    <w:bookmarkEnd w:id="27"/>
     <w:sectPr>
-      <w:footerReference r:id="rId9" w:type="default"/>
-      <w:footnotePr>
-        <w:numRestart w:val="continuous"/>
-      </w:footnotePr>
-      <w:pgSz w:h="15840" w:w="12240"/>
-      <w:pgMar w:bottom="1440" w:footer="720" w:gutter="0" w:header="720" w:left="1440" w:right="1440" w:top="1440"/>
+      <w:footerReference w:type="default" r:id="rIdFooter1"/>
+      <w:pgSz w:w="12240" w:h="15840"/>
+      <w:pgMar w:top="1440" w:right="1440" w:bottom="1440" w:left="1440" w:header="720" w:footer="735" w:gutter="0"/>
     </w:sectPr>
   </w:body>
 </w:document>
@@ -1164,13 +2121,11 @@
 <w:ftr xmlns:w="http://schemas.openxmlformats.org/wordprocessingml/2006/main" xmlns:r="http://schemas.openxmlformats.org/officeDocument/2006/relationships">
   <w:p>
     <w:pPr>
-      <w:spacing w:before="0" w:after="0" w:line="240" w:lineRule="auto"/>
-      <w:ind w:firstLine="0"/>
+      <w:spacing w:before="0" w:after="0" w:line="276" w:lineRule="exact"/>
       <w:jc w:val="center"/>
     </w:pPr>
     <w:r>
       <w:rPr>
-        <w:rFonts w:ascii="EB Garamond" w:hAnsi="EB Garamond" w:eastAsia="EB Garamond" w:cs="EB Garamond"/>
         <w:sz w:val="22"/>
         <w:szCs w:val="22"/>
       </w:rPr>
@@ -1224,7 +2179,7 @@
       </w:r>
     </w:p>
   </w:footnote>
-  <w:footnote w:id="22">
+  <w:footnote w:id="9">
     <w:p>
       <w:pPr>
         <w:pStyle w:val="FootnoteText"/>
@@ -1255,7 +2210,7 @@
       </w:r>
     </w:p>
   </w:footnote>
-  <w:footnote w:id="24">
+  <w:footnote w:id="10">
     <w:p>
       <w:pPr>
         <w:pStyle w:val="FootnoteText"/>
@@ -1282,7 +2237,7 @@
         <w:t xml:space="preserve"> </w:t>
       </w:r>
       <w:r>
-        <w:t xml:space="preserve">11 U.S.C. § 105(a).</w:t>
+        <w:t xml:space="preserve">11 U.S.C. § 105(a).</w:t>
       </w:r>
     </w:p>
   </w:footnote>
@@ -1378,54 +2333,49 @@
   <w:docDefaults>
     <w:rPrDefault>
       <w:rPr>
-        <w:rFonts w:ascii="EB Garamond" w:cs="EB Garamond" w:eastAsia="EB Garamond" w:hAnsi="EB Garamond"/>
+        <w:rFonts w:ascii="Times New Roman" w:hAnsi="Times New Roman" w:eastAsia="Times New Roman" w:cs="Times New Roman"/>
         <w:sz w:val="24"/>
         <w:szCs w:val="24"/>
-        <w:lang w:bidi="ar-SA" w:eastAsia="en-US" w:val="en-US"/>
+        <w:lang w:val="en-US" w:eastAsia="zh-CN" w:bidi="ar-SA"/>
       </w:rPr>
     </w:rPrDefault>
     <w:pPrDefault>
       <w:pPr>
-        <w:spacing w:after="200"/>
+        <w:widowControl/>
+        <w:spacing w:after="0"/>
       </w:pPr>
     </w:pPrDefault>
   </w:docDefaults>
-  <w:latentStyles w:count="276" w:defLockedState="0" w:defQFormat="0" w:defSemiHidden="0" w:defUIPriority="0" w:defUnhideWhenUsed="0"/>
-  <w:style w:default="1" w:styleId="Normal" w:type="paragraph">
+  <w:latentStyles w:defLockedState="0" w:defUIPriority="0" w:defSemiHidden="0" w:defUnhideWhenUsed="0" w:defQFormat="0" w:count="276"/>
+  <w:style w:type="paragraph" w:default="1" w:styleId="Normal">
     <w:name w:val="Normal"/>
     <w:qFormat/>
   </w:style>
-  <w:style w:styleId="BodyText" w:type="paragraph">
+  <w:style w:type="paragraph" w:styleId="BodyText">
     <w:name w:val="Body Text"/>
     <w:basedOn w:val="Normal"/>
+    <w:link w:val="BodyTextChar"/>
     <w:qFormat/>
     <w:pPr>
-      <w:spacing w:after="0" w:before="0" w:line="480" w:lineRule="exact"/>
+      <w:spacing w:before="0" w:after="0" w:line="480" w:lineRule="exact"/>
       <w:ind w:firstLine="720"/>
-      <w:jc w:val="left"/>
     </w:pPr>
-    <w:rPr>
-      <w:rFonts w:ascii="EB Garamond" w:cs="EB Garamond" w:eastAsia="EB Garamond" w:hAnsi="EB Garamond"/>
-      <w:color w:val="000000"/>
-      <w:sz w:val="26"/>
-      <w:szCs w:val="26"/>
-    </w:rPr>
-  </w:style>
-  <w:style w:customStyle="1" w:styleId="FirstParagraph" w:type="paragraph">
+  </w:style>
+  <w:style w:type="paragraph" w:customStyle="1" w:styleId="FirstParagraph">
     <w:name w:val="First Paragraph"/>
     <w:basedOn w:val="BodyText"/>
     <w:next w:val="BodyText"/>
     <w:qFormat/>
   </w:style>
-  <w:style w:customStyle="1" w:styleId="Compact" w:type="paragraph">
+  <w:style w:type="paragraph" w:customStyle="1" w:styleId="Compact">
     <w:name w:val="Compact"/>
     <w:basedOn w:val="BodyText"/>
     <w:qFormat/>
     <w:pPr>
-      <w:spacing w:after="36" w:before="36"/>
+      <w:spacing w:before="36" w:after="36"/>
     </w:pPr>
   </w:style>
-  <w:style w:styleId="Title" w:type="paragraph">
+  <w:style w:type="paragraph" w:styleId="Title">
     <w:name w:val="Title"/>
     <w:basedOn w:val="Normal"/>
     <w:next w:val="BodyText"/>
@@ -1439,24 +2389,24 @@
       <w:jc w:val="center"/>
     </w:pPr>
     <w:rPr>
-      <w:rFonts w:asciiTheme="majorHAnsi" w:cstheme="majorBidi" w:eastAsiaTheme="majorEastAsia" w:hAnsiTheme="majorHAnsi"/>
+      <w:rFonts w:asciiTheme="majorHAnsi" w:eastAsiaTheme="majorEastAsia" w:hAnsiTheme="majorHAnsi" w:cstheme="majorBidi"/>
       <w:sz w:val="56"/>
       <w:szCs w:val="56"/>
     </w:rPr>
   </w:style>
-  <w:style w:customStyle="1" w:styleId="TitleChar" w:type="character">
+  <w:style w:type="character" w:customStyle="1" w:styleId="TitleChar">
     <w:name w:val="Title Char"/>
     <w:basedOn w:val="DefaultParagraphFont"/>
     <w:link w:val="Title"/>
     <w:uiPriority w:val="10"/>
     <w:rsid w:val="00A10FD9"/>
     <w:rPr>
-      <w:rFonts w:asciiTheme="majorHAnsi" w:cstheme="majorBidi" w:eastAsiaTheme="majorEastAsia" w:hAnsiTheme="majorHAnsi"/>
+      <w:rFonts w:asciiTheme="majorHAnsi" w:eastAsiaTheme="majorEastAsia" w:hAnsiTheme="majorHAnsi" w:cstheme="majorBidi"/>
       <w:sz w:val="56"/>
       <w:szCs w:val="56"/>
     </w:rPr>
   </w:style>
-  <w:style w:styleId="Subtitle" w:type="paragraph">
+  <w:style w:type="paragraph" w:styleId="Subtitle">
     <w:name w:val="Subtitle"/>
     <w:basedOn w:val="Title"/>
     <w:next w:val="BodyText"/>
@@ -1470,27 +2420,27 @@
       </w:numPr>
     </w:pPr>
     <w:rPr>
-      <w:rFonts w:cstheme="majorBidi" w:eastAsiaTheme="majorEastAsia"/>
+      <w:rFonts w:eastAsiaTheme="majorEastAsia" w:cstheme="majorBidi"/>
       <w:spacing w:val="15"/>
       <w:sz w:val="28"/>
       <w:szCs w:val="28"/>
     </w:rPr>
   </w:style>
-  <w:style w:customStyle="1" w:styleId="SubtitleChar" w:type="character">
+  <w:style w:type="character" w:customStyle="1" w:styleId="SubtitleChar">
     <w:name w:val="Subtitle Char"/>
     <w:basedOn w:val="DefaultParagraphFont"/>
     <w:link w:val="Subtitle"/>
     <w:uiPriority w:val="11"/>
     <w:rsid w:val="00A10FD9"/>
     <w:rPr>
-      <w:rFonts w:cstheme="majorBidi" w:eastAsiaTheme="majorEastAsia"/>
-      <w:color w:themeColor="text1" w:themeTint="A6" w:val="595959"/>
+      <w:rFonts w:eastAsiaTheme="majorEastAsia" w:cstheme="majorBidi"/>
+      <w:color w:val="595959" w:themeColor="text1" w:themeTint="A6"/>
       <w:spacing w:val="15"/>
       <w:sz w:val="28"/>
       <w:szCs w:val="28"/>
     </w:rPr>
   </w:style>
-  <w:style w:customStyle="1" w:styleId="Author" w:type="paragraph">
+  <w:style w:type="paragraph" w:customStyle="1" w:styleId="Author">
     <w:name w:val="Author"/>
     <w:basedOn w:val="Title"/>
     <w:next w:val="BodyText"/>
@@ -1504,7 +2454,7 @@
       <w:szCs w:val="24"/>
     </w:rPr>
   </w:style>
-  <w:style w:styleId="Date" w:type="paragraph">
+  <w:style w:type="paragraph" w:styleId="Date">
     <w:name w:val="Date"/>
     <w:basedOn w:val="Title"/>
     <w:next w:val="BodyText"/>
@@ -1518,7 +2468,7 @@
       <w:szCs w:val="24"/>
     </w:rPr>
   </w:style>
-  <w:style w:customStyle="1" w:styleId="AbstractTitle" w:type="paragraph">
+  <w:style w:type="paragraph" w:customStyle="1" w:styleId="AbstractTitle">
     <w:name w:val="Abstract Title"/>
     <w:basedOn w:val="Normal"/>
     <w:next w:val="Abstract"/>
@@ -1526,7 +2476,7 @@
     <w:pPr>
       <w:keepNext/>
       <w:keepLines/>
-      <w:spacing w:after="0" w:before="300"/>
+      <w:spacing w:before="300" w:after="0"/>
       <w:jc w:val="center"/>
     </w:pPr>
     <w:rPr>
@@ -1535,7 +2485,7 @@
       <w:szCs w:val="20"/>
     </w:rPr>
   </w:style>
-  <w:style w:customStyle="1" w:styleId="Abstract" w:type="paragraph">
+  <w:style w:type="paragraph" w:customStyle="1" w:styleId="Abstract">
     <w:name w:val="Abstract"/>
     <w:basedOn w:val="Normal"/>
     <w:next w:val="BodyText"/>
@@ -1543,14 +2493,14 @@
     <w:pPr>
       <w:keepNext/>
       <w:keepLines/>
-      <w:spacing w:after="300" w:before="100"/>
+      <w:spacing w:before="100" w:after="300"/>
     </w:pPr>
     <w:rPr>
       <w:sz w:val="20"/>
       <w:szCs w:val="20"/>
     </w:rPr>
   </w:style>
-  <w:style w:styleId="Bibliography" w:type="paragraph">
+  <w:style w:type="paragraph" w:styleId="Bibliography">
     <w:name w:val="Bibliography"/>
     <w:basedOn w:val="Normal"/>
     <w:next w:val="Bibliography"/>
@@ -1558,54 +2508,59 @@
     <w:pPr/>
     <w:rPr/>
   </w:style>
-  <w:style w:styleId="Heading1" w:type="paragraph">
+  <w:style w:type="paragraph" w:styleId="Heading1">
     <w:name w:val="heading 1"/>
     <w:basedOn w:val="Normal"/>
     <w:next w:val="BodyText"/>
+    <w:link w:val="Heading1Char"/>
     <w:uiPriority w:val="9"/>
     <w:qFormat/>
+    <w:rsid w:val="00A10FD9"/>
     <w:pPr>
       <w:keepNext/>
       <w:keepLines/>
-      <w:spacing w:after="0" w:before="0" w:line="480" w:lineRule="exact"/>
+      <w:spacing w:before="240" w:after="240" w:line="276" w:lineRule="exact"/>
       <w:ind w:firstLine="0"/>
       <w:jc w:val="center"/>
       <w:outlineLvl w:val="0"/>
     </w:pPr>
     <w:rPr>
-      <w:rFonts w:ascii="EB Garamond" w:cs="EB Garamond" w:eastAsia="EB Garamond" w:hAnsi="EB Garamond"/>
+      <w:rFonts w:ascii="Times New Roman" w:hAnsi="Times New Roman" w:eastAsia="Times New Roman" w:cs="Times New Roman"/>
       <w:b/>
       <w:bCs/>
       <w:caps/>
       <w:color w:val="000000"/>
-      <w:sz w:val="26"/>
-      <w:szCs w:val="26"/>
-    </w:rPr>
-  </w:style>
-  <w:style w:styleId="Heading2" w:type="paragraph">
+      <w:sz w:val="24"/>
+      <w:szCs w:val="24"/>
+    </w:rPr>
+  </w:style>
+  <w:style w:type="paragraph" w:styleId="Heading2">
     <w:name w:val="heading 2"/>
     <w:basedOn w:val="Normal"/>
     <w:next w:val="BodyText"/>
+    <w:link w:val="Heading2Char"/>
     <w:uiPriority w:val="9"/>
+    <w:semiHidden/>
+    <w:unhideWhenUsed/>
     <w:qFormat/>
+    <w:rsid w:val="00A10FD9"/>
     <w:pPr>
       <w:keepNext/>
       <w:keepLines/>
-      <w:spacing w:after="0" w:before="0" w:line="480" w:lineRule="exact"/>
+      <w:spacing w:before="240" w:after="240" w:line="276" w:lineRule="exact"/>
       <w:ind w:firstLine="0"/>
-      <w:jc w:val="left"/>
       <w:outlineLvl w:val="1"/>
     </w:pPr>
     <w:rPr>
-      <w:rFonts w:ascii="EB Garamond" w:cs="EB Garamond" w:eastAsia="EB Garamond" w:hAnsi="EB Garamond"/>
+      <w:rFonts w:ascii="Times New Roman" w:hAnsi="Times New Roman" w:eastAsia="Times New Roman" w:cs="Times New Roman"/>
       <w:b/>
       <w:bCs/>
       <w:color w:val="000000"/>
-      <w:sz w:val="26"/>
-      <w:szCs w:val="26"/>
-    </w:rPr>
-  </w:style>
-  <w:style w:styleId="Heading3" w:type="paragraph">
+      <w:sz w:val="24"/>
+      <w:szCs w:val="24"/>
+    </w:rPr>
+  </w:style>
+  <w:style w:type="paragraph" w:styleId="Heading3">
     <w:name w:val="heading 3"/>
     <w:basedOn w:val="Normal"/>
     <w:next w:val="BodyText"/>
@@ -1618,17 +2573,20 @@
     <w:pPr>
       <w:keepNext/>
       <w:keepLines/>
-      <w:spacing w:after="80" w:before="160"/>
+      <w:spacing w:before="240" w:after="240" w:line="276" w:lineRule="exact"/>
+      <w:ind w:firstLine="0"/>
       <w:outlineLvl w:val="2"/>
     </w:pPr>
     <w:rPr>
-      <w:rFonts w:cstheme="majorBidi" w:eastAsiaTheme="majorEastAsia"/>
-      <w:color w:themeColor="accent1" w:themeShade="BF" w:val="0F4761"/>
-      <w:sz w:val="28"/>
-      <w:szCs w:val="28"/>
-    </w:rPr>
-  </w:style>
-  <w:style w:styleId="Heading4" w:type="paragraph">
+      <w:rFonts w:ascii="Times New Roman" w:hAnsi="Times New Roman" w:eastAsia="Times New Roman" w:cs="Times New Roman"/>
+      <w:b/>
+      <w:bCs/>
+      <w:color w:val="000000"/>
+      <w:sz w:val="24"/>
+      <w:szCs w:val="24"/>
+    </w:rPr>
+  </w:style>
+  <w:style w:type="paragraph" w:styleId="Heading4">
     <w:name w:val="heading 4"/>
     <w:basedOn w:val="Normal"/>
     <w:next w:val="BodyText"/>
@@ -1641,17 +2599,21 @@
     <w:pPr>
       <w:keepNext/>
       <w:keepLines/>
-      <w:spacing w:after="40" w:before="80"/>
+      <w:spacing w:before="240" w:after="240" w:line="276" w:lineRule="exact"/>
+      <w:ind w:firstLine="0"/>
       <w:outlineLvl w:val="3"/>
     </w:pPr>
     <w:rPr>
-      <w:rFonts w:cstheme="majorBidi" w:eastAsiaTheme="majorEastAsia"/>
+      <w:rFonts w:ascii="Times New Roman" w:hAnsi="Times New Roman" w:eastAsia="Times New Roman" w:cs="Times New Roman"/>
+      <w:b/>
+      <w:bCs/>
       <w:i/>
-      <w:iCs/>
-      <w:color w:themeColor="accent1" w:themeShade="BF" w:val="0F4761"/>
-    </w:rPr>
-  </w:style>
-  <w:style w:styleId="Heading5" w:type="paragraph">
+      <w:color w:val="000000"/>
+      <w:sz w:val="24"/>
+      <w:szCs w:val="24"/>
+    </w:rPr>
+  </w:style>
+  <w:style w:type="paragraph" w:styleId="Heading5">
     <w:name w:val="heading 5"/>
     <w:basedOn w:val="Normal"/>
     <w:next w:val="BodyText"/>
@@ -1664,15 +2626,21 @@
     <w:pPr>
       <w:keepNext/>
       <w:keepLines/>
-      <w:spacing w:after="40" w:before="80"/>
+      <w:spacing w:before="240" w:after="240" w:line="276" w:lineRule="exact"/>
+      <w:ind w:firstLine="0"/>
       <w:outlineLvl w:val="4"/>
     </w:pPr>
     <w:rPr>
-      <w:rFonts w:cstheme="majorBidi" w:eastAsiaTheme="majorEastAsia"/>
-      <w:color w:themeColor="accent1" w:themeShade="BF" w:val="0F4761"/>
-    </w:rPr>
-  </w:style>
-  <w:style w:styleId="Heading6" w:type="paragraph">
+      <w:rFonts w:ascii="Times New Roman" w:hAnsi="Times New Roman" w:eastAsia="Times New Roman" w:cs="Times New Roman"/>
+      <w:b/>
+      <w:bCs/>
+      <w:i/>
+      <w:color w:val="000000"/>
+      <w:sz w:val="24"/>
+      <w:szCs w:val="24"/>
+    </w:rPr>
+  </w:style>
+  <w:style w:type="paragraph" w:styleId="Heading6">
     <w:name w:val="heading 6"/>
     <w:basedOn w:val="Normal"/>
     <w:next w:val="BodyText"/>
@@ -1685,17 +2653,17 @@
     <w:pPr>
       <w:keepNext/>
       <w:keepLines/>
-      <w:spacing w:after="0" w:before="40"/>
+      <w:spacing w:before="40" w:after="0"/>
       <w:outlineLvl w:val="5"/>
     </w:pPr>
     <w:rPr>
-      <w:rFonts w:cstheme="majorBidi" w:eastAsiaTheme="majorEastAsia"/>
+      <w:rFonts w:eastAsiaTheme="majorEastAsia" w:cstheme="majorBidi"/>
       <w:i/>
       <w:iCs/>
-      <w:color w:themeColor="text1" w:themeTint="A6" w:val="595959"/>
-    </w:rPr>
-  </w:style>
-  <w:style w:styleId="Heading7" w:type="paragraph">
+      <w:color w:val="595959" w:themeColor="text1" w:themeTint="A6"/>
+    </w:rPr>
+  </w:style>
+  <w:style w:type="paragraph" w:styleId="Heading7">
     <w:name w:val="heading 7"/>
     <w:basedOn w:val="Normal"/>
     <w:next w:val="BodyText"/>
@@ -1708,15 +2676,15 @@
     <w:pPr>
       <w:keepNext/>
       <w:keepLines/>
-      <w:spacing w:after="0" w:before="40"/>
+      <w:spacing w:before="40" w:after="0"/>
       <w:outlineLvl w:val="6"/>
     </w:pPr>
     <w:rPr>
-      <w:rFonts w:cstheme="majorBidi" w:eastAsiaTheme="majorEastAsia"/>
-      <w:color w:themeColor="text1" w:themeTint="A6" w:val="595959"/>
-    </w:rPr>
-  </w:style>
-  <w:style w:styleId="Heading8" w:type="paragraph">
+      <w:rFonts w:eastAsiaTheme="majorEastAsia" w:cstheme="majorBidi"/>
+      <w:color w:val="595959" w:themeColor="text1" w:themeTint="A6"/>
+    </w:rPr>
+  </w:style>
+  <w:style w:type="paragraph" w:styleId="Heading8">
     <w:name w:val="heading 8"/>
     <w:basedOn w:val="Normal"/>
     <w:next w:val="BodyText"/>
@@ -1733,13 +2701,13 @@
       <w:outlineLvl w:val="7"/>
     </w:pPr>
     <w:rPr>
-      <w:rFonts w:cstheme="majorBidi" w:eastAsiaTheme="majorEastAsia"/>
+      <w:rFonts w:eastAsiaTheme="majorEastAsia" w:cstheme="majorBidi"/>
       <w:i/>
       <w:iCs/>
-      <w:color w:themeColor="text1" w:themeTint="D8" w:val="272727"/>
-    </w:rPr>
-  </w:style>
-  <w:style w:styleId="Heading9" w:type="paragraph">
+      <w:color w:val="272727" w:themeColor="text1" w:themeTint="D8"/>
+    </w:rPr>
+  </w:style>
+  <w:style w:type="paragraph" w:styleId="Heading9">
     <w:name w:val="heading 9"/>
     <w:basedOn w:val="Normal"/>
     <w:next w:val="BodyText"/>
@@ -1756,24 +2724,24 @@
       <w:outlineLvl w:val="8"/>
     </w:pPr>
     <w:rPr>
-      <w:rFonts w:cstheme="majorBidi" w:eastAsiaTheme="majorEastAsia"/>
-      <w:color w:themeColor="text1" w:themeTint="D8" w:val="272727"/>
-    </w:rPr>
-  </w:style>
-  <w:style w:customStyle="1" w:styleId="Heading1Char" w:type="character">
+      <w:rFonts w:eastAsiaTheme="majorEastAsia" w:cstheme="majorBidi"/>
+      <w:color w:val="272727" w:themeColor="text1" w:themeTint="D8"/>
+    </w:rPr>
+  </w:style>
+  <w:style w:type="character" w:customStyle="1" w:styleId="Heading1Char">
     <w:name w:val="Heading 1 Char"/>
     <w:basedOn w:val="DefaultParagraphFont"/>
     <w:link w:val="Heading1"/>
     <w:uiPriority w:val="9"/>
     <w:rsid w:val="00A10FD9"/>
     <w:rPr>
-      <w:rFonts w:asciiTheme="majorHAnsi" w:cstheme="majorBidi" w:eastAsiaTheme="majorEastAsia" w:hAnsiTheme="majorHAnsi"/>
-      <w:color w:themeColor="accent1" w:themeShade="BF" w:val="0F4761"/>
+      <w:rFonts w:asciiTheme="majorHAnsi" w:eastAsiaTheme="majorEastAsia" w:hAnsiTheme="majorHAnsi" w:cstheme="majorBidi"/>
+      <w:color w:val="0F4761" w:themeColor="accent1" w:themeShade="BF"/>
       <w:sz w:val="40"/>
       <w:szCs w:val="40"/>
     </w:rPr>
   </w:style>
-  <w:style w:customStyle="1" w:styleId="Heading2Char" w:type="character">
+  <w:style w:type="character" w:customStyle="1" w:styleId="Heading2Char">
     <w:name w:val="Heading 2 Char"/>
     <w:basedOn w:val="DefaultParagraphFont"/>
     <w:link w:val="Heading2"/>
@@ -1781,13 +2749,13 @@
     <w:semiHidden/>
     <w:rsid w:val="00A10FD9"/>
     <w:rPr>
-      <w:rFonts w:asciiTheme="majorHAnsi" w:cstheme="majorBidi" w:eastAsiaTheme="majorEastAsia" w:hAnsiTheme="majorHAnsi"/>
-      <w:color w:themeColor="accent1" w:themeShade="BF" w:val="0F4761"/>
+      <w:rFonts w:asciiTheme="majorHAnsi" w:eastAsiaTheme="majorEastAsia" w:hAnsiTheme="majorHAnsi" w:cstheme="majorBidi"/>
+      <w:color w:val="0F4761" w:themeColor="accent1" w:themeShade="BF"/>
       <w:sz w:val="32"/>
       <w:szCs w:val="32"/>
     </w:rPr>
   </w:style>
-  <w:style w:customStyle="1" w:styleId="Heading3Char" w:type="character">
+  <w:style w:type="character" w:customStyle="1" w:styleId="Heading3Char">
     <w:name w:val="Heading 3 Char"/>
     <w:basedOn w:val="DefaultParagraphFont"/>
     <w:link w:val="Heading3"/>
@@ -1795,13 +2763,13 @@
     <w:semiHidden/>
     <w:rsid w:val="00A10FD9"/>
     <w:rPr>
-      <w:rFonts w:cstheme="majorBidi" w:eastAsiaTheme="majorEastAsia"/>
-      <w:color w:themeColor="accent1" w:themeShade="BF" w:val="0F4761"/>
+      <w:rFonts w:eastAsiaTheme="majorEastAsia" w:cstheme="majorBidi"/>
+      <w:color w:val="0F4761" w:themeColor="accent1" w:themeShade="BF"/>
       <w:sz w:val="28"/>
       <w:szCs w:val="28"/>
     </w:rPr>
   </w:style>
-  <w:style w:customStyle="1" w:styleId="Heading4Char" w:type="character">
+  <w:style w:type="character" w:customStyle="1" w:styleId="Heading4Char">
     <w:name w:val="Heading 4 Char"/>
     <w:basedOn w:val="DefaultParagraphFont"/>
     <w:link w:val="Heading4"/>
@@ -1809,13 +2777,13 @@
     <w:semiHidden/>
     <w:rsid w:val="00A10FD9"/>
     <w:rPr>
-      <w:rFonts w:cstheme="majorBidi" w:eastAsiaTheme="majorEastAsia"/>
+      <w:rFonts w:eastAsiaTheme="majorEastAsia" w:cstheme="majorBidi"/>
       <w:i/>
       <w:iCs/>
-      <w:color w:themeColor="accent1" w:themeShade="BF" w:val="0F4761"/>
-    </w:rPr>
-  </w:style>
-  <w:style w:customStyle="1" w:styleId="Heading5Char" w:type="character">
+      <w:color w:val="0F4761" w:themeColor="accent1" w:themeShade="BF"/>
+    </w:rPr>
+  </w:style>
+  <w:style w:type="character" w:customStyle="1" w:styleId="Heading5Char">
     <w:name w:val="Heading 5 Char"/>
     <w:basedOn w:val="DefaultParagraphFont"/>
     <w:link w:val="Heading5"/>
@@ -1823,11 +2791,11 @@
     <w:semiHidden/>
     <w:rsid w:val="00A10FD9"/>
     <w:rPr>
-      <w:rFonts w:cstheme="majorBidi" w:eastAsiaTheme="majorEastAsia"/>
-      <w:color w:themeColor="accent1" w:themeShade="BF" w:val="0F4761"/>
-    </w:rPr>
-  </w:style>
-  <w:style w:customStyle="1" w:styleId="Heading6Char" w:type="character">
+      <w:rFonts w:eastAsiaTheme="majorEastAsia" w:cstheme="majorBidi"/>
+      <w:color w:val="0F4761" w:themeColor="accent1" w:themeShade="BF"/>
+    </w:rPr>
+  </w:style>
+  <w:style w:type="character" w:customStyle="1" w:styleId="Heading6Char">
     <w:name w:val="Heading 6 Char"/>
     <w:basedOn w:val="DefaultParagraphFont"/>
     <w:link w:val="Heading6"/>
@@ -1835,13 +2803,13 @@
     <w:semiHidden/>
     <w:rsid w:val="00A10FD9"/>
     <w:rPr>
-      <w:rFonts w:cstheme="majorBidi" w:eastAsiaTheme="majorEastAsia"/>
+      <w:rFonts w:eastAsiaTheme="majorEastAsia" w:cstheme="majorBidi"/>
       <w:i/>
       <w:iCs/>
-      <w:color w:themeColor="text1" w:themeTint="A6" w:val="595959"/>
-    </w:rPr>
-  </w:style>
-  <w:style w:customStyle="1" w:styleId="Heading7Char" w:type="character">
+      <w:color w:val="595959" w:themeColor="text1" w:themeTint="A6"/>
+    </w:rPr>
+  </w:style>
+  <w:style w:type="character" w:customStyle="1" w:styleId="Heading7Char">
     <w:name w:val="Heading 7 Char"/>
     <w:basedOn w:val="DefaultParagraphFont"/>
     <w:link w:val="Heading7"/>
@@ -1849,11 +2817,11 @@
     <w:semiHidden/>
     <w:rsid w:val="00A10FD9"/>
     <w:rPr>
-      <w:rFonts w:cstheme="majorBidi" w:eastAsiaTheme="majorEastAsia"/>
-      <w:color w:themeColor="text1" w:themeTint="A6" w:val="595959"/>
-    </w:rPr>
-  </w:style>
-  <w:style w:customStyle="1" w:styleId="Heading8Char" w:type="character">
+      <w:rFonts w:eastAsiaTheme="majorEastAsia" w:cstheme="majorBidi"/>
+      <w:color w:val="595959" w:themeColor="text1" w:themeTint="A6"/>
+    </w:rPr>
+  </w:style>
+  <w:style w:type="character" w:customStyle="1" w:styleId="Heading8Char">
     <w:name w:val="Heading 8 Char"/>
     <w:basedOn w:val="DefaultParagraphFont"/>
     <w:link w:val="Heading8"/>
@@ -1861,13 +2829,13 @@
     <w:semiHidden/>
     <w:rsid w:val="00A10FD9"/>
     <w:rPr>
-      <w:rFonts w:cstheme="majorBidi" w:eastAsiaTheme="majorEastAsia"/>
+      <w:rFonts w:eastAsiaTheme="majorEastAsia" w:cstheme="majorBidi"/>
       <w:i/>
       <w:iCs/>
-      <w:color w:themeColor="text1" w:themeTint="D8" w:val="272727"/>
-    </w:rPr>
-  </w:style>
-  <w:style w:customStyle="1" w:styleId="Heading9Char" w:type="character">
+      <w:color w:val="272727" w:themeColor="text1" w:themeTint="D8"/>
+    </w:rPr>
+  </w:style>
+  <w:style w:type="character" w:customStyle="1" w:styleId="Heading9Char">
     <w:name w:val="Heading 9 Char"/>
     <w:basedOn w:val="DefaultParagraphFont"/>
     <w:link w:val="Heading9"/>
@@ -1875,48 +2843,48 @@
     <w:semiHidden/>
     <w:rsid w:val="00A10FD9"/>
     <w:rPr>
-      <w:rFonts w:cstheme="majorBidi" w:eastAsiaTheme="majorEastAsia"/>
-      <w:color w:themeColor="text1" w:themeTint="D8" w:val="272727"/>
-    </w:rPr>
-  </w:style>
-  <w:style w:styleId="BlockText" w:type="paragraph">
+      <w:rFonts w:eastAsiaTheme="majorEastAsia" w:cstheme="majorBidi"/>
+      <w:color w:val="272727" w:themeColor="text1" w:themeTint="D8"/>
+    </w:rPr>
+  </w:style>
+  <w:style w:type="paragraph" w:customStyle="1" w:styleId="ListItem">
+    <w:name w:val="List Item"/>
+    <w:basedOn w:val="BodyText"/>
+    <w:qFormat/>
+    <w:pPr>
+      <w:spacing w:before="0" w:after="0" w:line="480" w:lineRule="exact"/>
+      <w:ind w:left="720" w:hanging="720"/>
+    </w:pPr>
+  </w:style>
+  <w:style w:type="paragraph" w:styleId="BlockText">
     <w:name w:val="Block Text"/>
-    <w:basedOn w:val="Normal"/>
+    <w:basedOn w:val="BodyText"/>
     <w:next w:val="BodyText"/>
     <w:uiPriority w:val="9"/>
     <w:unhideWhenUsed/>
     <w:qFormat/>
     <w:pPr>
-      <w:spacing w:after="240" w:before="0" w:line="240" w:lineRule="auto"/>
+      <w:spacing w:before="240" w:after="240" w:line="276" w:lineRule="exact"/>
       <w:ind w:firstLine="0" w:left="720" w:right="720"/>
-      <w:jc w:val="left"/>
     </w:pPr>
-    <w:rPr>
-      <w:rFonts w:ascii="EB Garamond" w:cs="EB Garamond" w:eastAsia="EB Garamond" w:hAnsi="EB Garamond"/>
-      <w:color w:val="000000"/>
-      <w:sz w:val="26"/>
-      <w:szCs w:val="26"/>
-    </w:rPr>
-  </w:style>
-  <w:style w:styleId="FootnoteText" w:type="paragraph">
+  </w:style>
+  <w:style w:type="paragraph" w:styleId="FootnoteText">
     <w:name w:val="Footnote Text"/>
     <w:basedOn w:val="Normal"/>
+    <w:next w:val="FootnoteText"/>
     <w:uiPriority w:val="9"/>
     <w:unhideWhenUsed/>
     <w:qFormat/>
     <w:pPr>
-      <w:spacing w:after="80" w:before="0" w:line="240" w:lineRule="auto"/>
-      <w:ind w:firstLine="0"/>
-      <w:jc w:val="left"/>
+      <w:keepLines/>
+      <w:spacing w:before="0" w:after="140" w:line="276" w:lineRule="exact"/>
     </w:pPr>
     <w:rPr>
-      <w:rFonts w:ascii="EB Garamond" w:cs="EB Garamond" w:eastAsia="EB Garamond" w:hAnsi="EB Garamond"/>
-      <w:color w:val="000000"/>
-      <w:sz w:val="26"/>
-      <w:szCs w:val="26"/>
-    </w:rPr>
-  </w:style>
-  <w:style w:styleId="FootnoteBlockText" w:type="paragraph">
+      <w:sz w:val="24"/>
+      <w:szCs w:val="24"/>
+    </w:rPr>
+  </w:style>
+  <w:style w:type="paragraph" w:styleId="FootnoteBlockText">
     <w:name w:val="Footnote Block Text"/>
     <w:basedOn w:val="FootnoteText"/>
     <w:next w:val="FootnoteText"/>
@@ -1924,38 +2892,29 @@
     <w:unhideWhenUsed/>
     <w:qFormat/>
     <w:pPr>
-      <w:spacing w:after="100" w:before="100"/>
-      <w:ind w:firstLine="0" w:left="480" w:right="480"/>
+      <w:spacing w:before="240" w:after="240"/>
+      <w:ind w:firstLine="0" w:left="720" w:right="720"/>
     </w:pPr>
   </w:style>
-  <w:style w:default="1" w:styleId="DefaultParagraphFont" w:type="character">
+  <w:style w:type="character" w:default="1" w:styleId="DefaultParagraphFont">
     <w:name w:val="Default Paragraph Font"/>
     <w:semiHidden/>
     <w:unhideWhenUsed/>
   </w:style>
-  <w:style w:default="1" w:styleId="Table" w:type="table">
+  <w:style w:type="table" w:default="1" w:styleId="Table">
     <w:name w:val="Table"/>
     <w:basedOn w:val="TableNormal"/>
-    <w:semiHidden/>
-    <w:unhideWhenUsed/>
     <w:qFormat/>
     <w:tblPr>
-      <w:tblInd w:type="dxa" w:w="0"/>
+      <w:tblInd w:w="0" w:type="dxa"/>
       <w:tblCellMar>
-        <w:top w:type="dxa" w:w="0"/>
-        <w:left w:type="dxa" w:w="108"/>
-        <w:bottom w:type="dxa" w:w="0"/>
-        <w:right w:type="dxa" w:w="108"/>
+        <w:top w:w="0" w:type="dxa"/>
+        <w:left w:w="108" w:type="dxa"/>
+        <w:bottom w:w="0" w:type="dxa"/>
+        <w:right w:w="108" w:type="dxa"/>
       </w:tblCellMar>
     </w:tblPr>
     <w:tblStylePr w:type="firstRow">
-      <w:tblPr>
-        <w:jc w:val="left"/>
-        <w:tblInd w:type="dxa" w:w="0"/>
-      </w:tblPr>
-      <w:trPr>
-        <w:jc w:val="left"/>
-      </w:trPr>
       <w:tcPr>
         <w:tcBorders>
           <w:bottom w:val="single"/>
@@ -1964,7 +2923,7 @@
       </w:tcPr>
     </w:tblStylePr>
   </w:style>
-  <w:style w:customStyle="1" w:styleId="DefinitionTerm" w:type="paragraph">
+  <w:style w:type="paragraph" w:customStyle="1" w:styleId="DefinitionTerm">
     <w:name w:val="Definition Term"/>
     <w:basedOn w:val="Normal"/>
     <w:next w:val="Definition"/>
@@ -1977,49 +2936,49 @@
       <w:b/>
     </w:rPr>
   </w:style>
-  <w:style w:customStyle="1" w:styleId="Definition" w:type="paragraph">
+  <w:style w:type="paragraph" w:customStyle="1" w:styleId="Definition">
     <w:name w:val="Definition"/>
     <w:basedOn w:val="Normal"/>
   </w:style>
-  <w:style w:styleId="Caption" w:type="paragraph">
+  <w:style w:type="paragraph" w:styleId="Caption">
     <w:name w:val="Caption"/>
     <w:basedOn w:val="Normal"/>
     <w:link w:val="BodyTextChar"/>
     <w:pPr>
-      <w:spacing w:after="120" w:before="0"/>
+      <w:spacing w:before="0" w:after="120"/>
     </w:pPr>
     <w:rPr>
       <w:i/>
     </w:rPr>
   </w:style>
-  <w:style w:customStyle="1" w:styleId="TableCaption" w:type="paragraph">
+  <w:style w:type="paragraph" w:customStyle="1" w:styleId="TableCaption">
     <w:name w:val="Table Caption"/>
     <w:basedOn w:val="Caption"/>
     <w:pPr>
       <w:keepNext/>
     </w:pPr>
   </w:style>
-  <w:style w:customStyle="1" w:styleId="ImageCaption" w:type="paragraph">
+  <w:style w:type="paragraph" w:customStyle="1" w:styleId="ImageCaption">
     <w:name w:val="Image Caption"/>
     <w:basedOn w:val="Caption"/>
   </w:style>
-  <w:style w:customStyle="1" w:styleId="Figure" w:type="paragraph">
+  <w:style w:type="paragraph" w:customStyle="1" w:styleId="Figure">
     <w:name w:val="Figure"/>
     <w:basedOn w:val="Normal"/>
   </w:style>
-  <w:style w:customStyle="1" w:styleId="CaptionedFigure" w:type="paragraph">
+  <w:style w:type="paragraph" w:customStyle="1" w:styleId="CaptionedFigure">
     <w:name w:val="Captioned Figure"/>
     <w:basedOn w:val="Figure"/>
     <w:pPr>
       <w:keepNext/>
     </w:pPr>
   </w:style>
-  <w:style w:customStyle="1" w:styleId="BodyTextChar" w:type="character">
+  <w:style w:type="character" w:customStyle="1" w:styleId="BodyTextChar">
     <w:name w:val="Body Text Char"/>
     <w:basedOn w:val="DefaultParagraphFont"/>
     <w:link w:val="BodyText"/>
   </w:style>
-  <w:style w:customStyle="1" w:styleId="VerbatimChar" w:type="character">
+  <w:style w:type="character" w:customStyle="1" w:styleId="VerbatimChar">
     <w:name w:val="Verbatim Char"/>
     <w:basedOn w:val="BodyTextChar"/>
     <w:rPr>
@@ -2027,25 +2986,25 @@
       <w:sz w:val="22"/>
     </w:rPr>
   </w:style>
-  <w:style w:customStyle="1" w:styleId="SectionNumber" w:type="character">
+  <w:style w:type="character" w:customStyle="1" w:styleId="SectionNumber">
     <w:name w:val="Section Number"/>
     <w:basedOn w:val="BodyTextChar"/>
   </w:style>
-  <w:style w:styleId="FootnoteReference" w:type="character">
+  <w:style w:type="character" w:styleId="FootnoteReference">
     <w:name w:val="Footnote Reference"/>
     <w:basedOn w:val="BodyTextChar"/>
     <w:rPr>
       <w:vertAlign w:val="superscript"/>
     </w:rPr>
   </w:style>
-  <w:style w:styleId="Hyperlink" w:type="character">
+  <w:style w:type="character" w:styleId="Hyperlink">
     <w:name w:val="Hyperlink"/>
     <w:basedOn w:val="BodyTextChar"/>
     <w:rPr>
-      <w:color w:themeColor="accent1" w:val="4F81BD"/>
-    </w:rPr>
-  </w:style>
-  <w:style w:styleId="TOCHeading" w:type="paragraph">
+      <w:color w:val="000000"/>
+    </w:rPr>
+  </w:style>
+  <w:style w:type="paragraph" w:styleId="TOCHeading">
     <w:name w:val="TOC Heading"/>
     <w:basedOn w:val="Heading1"/>
     <w:next w:val="BodyText"/>
@@ -2057,75 +3016,28 @@
       <w:outlineLvl w:val="9"/>
     </w:pPr>
     <w:rPr>
-      <w:rFonts w:asciiTheme="majorHAnsi" w:cstheme="majorBidi" w:eastAsiaTheme="majorEastAsia" w:hAnsiTheme="majorHAnsi"/>
+      <w:rFonts w:asciiTheme="majorHAnsi" w:eastAsiaTheme="majorEastAsia" w:hAnsiTheme="majorHAnsi" w:cstheme="majorBidi"/>
       <w:b w:val="0"/>
       <w:bCs w:val="0"/>
-      <w:color w:themeColor="accent1" w:themeShade="BF" w:val="365F91"/>
-    </w:rPr>
-  </w:style>
-  <w:style w:customStyle="1" w:styleId="Centered" w:type="paragraph">
-    <w:name w:val="Centered"/>
-    <w:basedOn w:val="Normal"/>
+      <w:color w:val="365F91" w:themeColor="accent1" w:themeShade="BF"/>
+    </w:rPr>
+  </w:style>
+  <w:style w:type="paragraph" w:customStyle="1" w:styleId="BodyTextNote">
+    <w:name w:val="Body Text Note"/>
+    <w:basedOn w:val="BodyText"/>
     <w:qFormat/>
     <w:pPr>
-      <w:spacing w:after="0" w:before="0" w:line="240" w:lineRule="auto"/>
-      <w:ind w:firstLine="0"/>
-      <w:jc w:val="center"/>
+      <w:widowControl w:val="0"/>
     </w:pPr>
-    <w:rPr>
-      <w:rFonts w:ascii="EB Garamond" w:cs="EB Garamond" w:eastAsia="EB Garamond" w:hAnsi="EB Garamond"/>
-      <w:color w:val="000000"/>
-      <w:sz w:val="26"/>
-      <w:szCs w:val="26"/>
-    </w:rPr>
-  </w:style>
-  <w:style w:customStyle="1" w:styleId="Single" w:type="paragraph">
-    <w:name w:val="Single"/>
-    <w:basedOn w:val="Normal"/>
+  </w:style>
+  <w:style w:type="paragraph" w:customStyle="1" w:styleId="BodyTextKeep">
+    <w:name w:val="Body Text Keep"/>
+    <w:basedOn w:val="BodyText"/>
     <w:qFormat/>
     <w:pPr>
-      <w:spacing w:after="0" w:before="0" w:line="240" w:lineRule="auto"/>
-      <w:ind w:firstLine="0"/>
-      <w:jc w:val="left"/>
+      <w:keepNext/>
+      <w:keepLines/>
     </w:pPr>
-    <w:rPr>
-      <w:rFonts w:ascii="EB Garamond" w:cs="EB Garamond" w:eastAsia="EB Garamond" w:hAnsi="EB Garamond"/>
-      <w:color w:val="000000"/>
-      <w:sz w:val="26"/>
-      <w:szCs w:val="26"/>
-    </w:rPr>
-  </w:style>
-  <w:style w:customStyle="1" w:styleId="Spacer" w:type="paragraph">
-    <w:name w:val="Spacer"/>
-    <w:basedOn w:val="Normal"/>
-    <w:qFormat/>
-    <w:pPr>
-      <w:spacing w:after="0" w:before="0" w:line="480" w:lineRule="exact"/>
-      <w:ind w:firstLine="0"/>
-      <w:jc w:val="left"/>
-    </w:pPr>
-    <w:rPr>
-      <w:rFonts w:ascii="EB Garamond" w:cs="EB Garamond" w:eastAsia="EB Garamond" w:hAnsi="EB Garamond"/>
-      <w:color w:val="000000"/>
-      <w:sz w:val="26"/>
-      <w:szCs w:val="26"/>
-    </w:rPr>
-  </w:style>
-  <w:style w:customStyle="1" w:styleId="HalfSpacer" w:type="paragraph">
-    <w:name w:val="HalfSpacer"/>
-    <w:basedOn w:val="Normal"/>
-    <w:qFormat/>
-    <w:pPr>
-      <w:spacing w:after="0" w:before="0" w:line="240" w:lineRule="exact"/>
-      <w:ind w:firstLine="0"/>
-      <w:jc w:val="left"/>
-    </w:pPr>
-    <w:rPr>
-      <w:rFonts w:ascii="EB Garamond" w:cs="EB Garamond" w:eastAsia="EB Garamond" w:hAnsi="EB Garamond"/>
-      <w:color w:val="000000"/>
-      <w:sz w:val="26"/>
-      <w:szCs w:val="26"/>
-    </w:rPr>
   </w:style>
   <w:style w:type="paragraph" w:customStyle="1" w:styleId="SourceCode">
     <w:name w:val="Source Code"/>
